--- a/backend/templates/Direct Agreement Template-Customer ownership.docx
+++ b/backend/templates/Direct Agreement Template-Customer ownership.docx
@@ -4,630 +4,81 @@
   <w:body>
     <w:p>
       <w:pPr>
+        <w:spacing w:after="240" w:before="0" w:line="276" w:lineRule="auto"/>
+      </w:pPr>
+      <w:r>
+        <w:rPr>
+          <w:rFonts w:ascii="Times New Roman" w:hAnsi="Times New Roman"/>
+          <w:b w:val="0"/>
+          <w:i w:val="0"/>
+          <w:sz w:val="18"/>
+          <w:u w:val="none"/>
+        </w:rPr>
+        <w:t>Proprietary</w:t>
+      </w:r>
+    </w:p>
+    <w:p>
+      <w:pPr>
+        <w:spacing w:after="40" w:before="0" w:line="276" w:lineRule="auto"/>
         <w:jc w:val="center"/>
       </w:pPr>
       <w:r>
         <w:rPr>
-          <w:rFonts w:ascii="Calibri" w:hAnsi="Calibri"/>
+          <w:rFonts w:ascii="Times New Roman" w:hAnsi="Times New Roman"/>
           <w:b/>
-          <w:color w:val="00857C"/>
-          <w:sz w:val="32"/>
+          <w:i w:val="0"/>
+          <w:sz w:val="22"/>
+          <w:u w:val="none"/>
         </w:rPr>
-        <w:t>INTERVET INDIA PRIVATE LIMITED</w:t>
+        <w:t>MAH-PROC-100-12 Product Related Technical Equipment and Devices</w:t>
       </w:r>
     </w:p>
     <w:p>
       <w:pPr>
+        <w:spacing w:after="40" w:before="0" w:line="276" w:lineRule="auto"/>
         <w:jc w:val="center"/>
       </w:pPr>
       <w:r>
         <w:rPr>
-          <w:rFonts w:ascii="Calibri" w:hAnsi="Calibri"/>
-          <w:color w:val="666666"/>
-          <w:sz w:val="20"/>
+          <w:rFonts w:ascii="Times New Roman" w:hAnsi="Times New Roman"/>
+          <w:b/>
+          <w:i w:val="0"/>
+          <w:sz w:val="22"/>
+          <w:u w:val="none"/>
         </w:rPr>
-        <w:t>(A subsidiary of Merck &amp; Co., Inc.)</w:t>
+        <w:t>APPENDIX B</w:t>
       </w:r>
     </w:p>
-    <w:p/>
     <w:p>
       <w:pPr>
+        <w:spacing w:after="40" w:before="0" w:line="276" w:lineRule="auto"/>
         <w:jc w:val="center"/>
       </w:pPr>
       <w:r>
         <w:rPr>
-          <w:rFonts w:ascii="Calibri" w:hAnsi="Calibri"/>
-          <w:b/>
-          <w:sz w:val="28"/>
+          <w:rFonts w:ascii="Times New Roman" w:hAnsi="Times New Roman"/>
+          <w:b w:val="0"/>
+          <w:i w:val="0"/>
+          <w:sz w:val="20"/>
+          <w:u w:val="none"/>
         </w:rPr>
-        <w:t>DIRECT DEVICE AGREEMENT</w:t>
+        <w:t>Opportunity Evaluation Worksheet</w:t>
       </w:r>
     </w:p>
     <w:p>
       <w:pPr>
+        <w:spacing w:after="200" w:before="0" w:line="276" w:lineRule="auto"/>
         <w:jc w:val="center"/>
       </w:pPr>
       <w:r>
         <w:rPr>
-          <w:rFonts w:ascii="Calibri" w:hAnsi="Calibri"/>
-          <w:color w:val="666666"/>
-          <w:sz w:val="22"/>
+          <w:rFonts w:ascii="Times New Roman" w:hAnsi="Times New Roman"/>
+          <w:b w:val="0"/>
+          <w:i w:val="0"/>
+          <w:sz w:val="18"/>
+          <w:u w:val="none"/>
         </w:rPr>
-        <w:t>Customer Ownership Model</w:t>
-      </w:r>
-    </w:p>
-    <w:p>
-      <w:pPr>
-        <w:jc w:val="center"/>
-      </w:pPr>
-      <w:r>
-        <w:rPr>
-          <w:rFonts w:ascii="Calibri" w:hAnsi="Calibri"/>
-          <w:sz w:val="22"/>
-        </w:rPr>
-        <w:t>Date: {{date}}</w:t>
-      </w:r>
-    </w:p>
-    <w:p/>
-    <w:p>
-      <w:pPr>
-        <w:pStyle w:val="Heading1"/>
-      </w:pPr>
-      <w:r>
-        <w:rPr>
-          <w:color w:val="00857C"/>
-        </w:rPr>
-        <w:t>1. PARTIES</w:t>
-      </w:r>
-    </w:p>
-    <w:p>
-      <w:pPr>
-        <w:spacing w:after="120"/>
-      </w:pPr>
-      <w:r>
-        <w:rPr>
-          <w:rFonts w:ascii="Calibri" w:hAnsi="Calibri"/>
-          <w:b w:val="0"/>
-          <w:sz w:val="22"/>
-        </w:rPr>
-        <w:t>This Device Agreement ("Agreement") is entered into as of {{date}} ("Effective Date"), by and between:</w:t>
-      </w:r>
-    </w:p>
-    <w:p>
-      <w:pPr>
-        <w:spacing w:after="160"/>
-      </w:pPr>
-      <w:r>
-        <w:rPr>
-          <w:rFonts w:ascii="Calibri" w:hAnsi="Calibri"/>
-          <w:b w:val="0"/>
-          <w:sz w:val="22"/>
-        </w:rPr>
-        <w:t>Intervet India Private Limited, a company incorporated under the laws of India, having its registered office at Pune, Maharashtra (hereinafter referred to as "Intervet" or "Company"), of the FIRST PART;</w:t>
-      </w:r>
-    </w:p>
-    <w:p>
-      <w:pPr>
-        <w:spacing w:after="120"/>
-      </w:pPr>
-      <w:r>
-        <w:rPr>
-          <w:rFonts w:ascii="Calibri" w:hAnsi="Calibri"/>
-          <w:b w:val="0"/>
-          <w:sz w:val="22"/>
-        </w:rPr>
-        <w:t>AND</w:t>
-      </w:r>
-    </w:p>
-    <w:p>
-      <w:pPr>
-        <w:spacing w:after="160"/>
-      </w:pPr>
-      <w:r>
-        <w:rPr>
-          <w:rFonts w:ascii="Calibri" w:hAnsi="Calibri"/>
-          <w:b w:val="0"/>
-          <w:sz w:val="22"/>
-        </w:rPr>
-        <w:t>{{customer_name}}, located at {{location}} (hereinafter referred to as the "Customer" or "Recipient"), of the SECOND PART.</w:t>
-      </w:r>
-    </w:p>
-    <w:p>
-      <w:pPr>
-        <w:spacing w:after="120"/>
-      </w:pPr>
-      <w:r>
-        <w:rPr>
-          <w:rFonts w:ascii="Calibri" w:hAnsi="Calibri"/>
-          <w:b w:val="0"/>
-          <w:sz w:val="22"/>
-        </w:rPr>
-        <w:t>(Intervet and the Customer are hereinafter individually referred to as "Party" and collectively as "Parties".)</w:t>
-      </w:r>
-    </w:p>
-    <w:p>
-      <w:pPr>
-        <w:pStyle w:val="Heading1"/>
-      </w:pPr>
-      <w:r>
-        <w:rPr>
-          <w:color w:val="00857C"/>
-        </w:rPr>
-        <w:t>2. RECITALS</w:t>
-      </w:r>
-    </w:p>
-    <w:p>
-      <w:pPr>
-        <w:spacing w:after="120"/>
-      </w:pPr>
-      <w:r>
-        <w:rPr>
-          <w:rFonts w:ascii="Calibri" w:hAnsi="Calibri"/>
-          <w:b w:val="0"/>
-          <w:sz w:val="22"/>
-        </w:rPr>
-        <w:t>WHEREAS, Intervet is engaged in the business of manufacturing, importing, distributing, and selling animal health products, vaccines, and pharmaceutical devices for veterinary use;</w:t>
-      </w:r>
-    </w:p>
-    <w:p>
-      <w:pPr>
-        <w:spacing w:after="120"/>
-      </w:pPr>
-      <w:r>
-        <w:rPr>
-          <w:rFonts w:ascii="Calibri" w:hAnsi="Calibri"/>
-          <w:b w:val="0"/>
-          <w:sz w:val="22"/>
-        </w:rPr>
-        <w:t>WHEREAS, the Customer desires to purchase certain equipment/devices from Intervet for use in its veterinary or animal health practice;</w:t>
-      </w:r>
-    </w:p>
-    <w:p>
-      <w:pPr>
-        <w:spacing w:after="120"/>
-      </w:pPr>
-      <w:r>
-        <w:rPr>
-          <w:rFonts w:ascii="Calibri" w:hAnsi="Calibri"/>
-          <w:b w:val="0"/>
-          <w:sz w:val="22"/>
-        </w:rPr>
-        <w:t>WHEREAS, Intervet agrees to sell and the Customer agrees to purchase the equipment/devices subject to the terms and conditions set forth in this Agreement;</w:t>
-      </w:r>
-    </w:p>
-    <w:p>
-      <w:pPr>
-        <w:spacing w:after="120"/>
-      </w:pPr>
-      <w:r>
-        <w:rPr>
-          <w:rFonts w:ascii="Calibri" w:hAnsi="Calibri"/>
-          <w:b w:val="0"/>
-          <w:sz w:val="22"/>
-        </w:rPr>
-        <w:t>NOW, THEREFORE, in consideration of the mutual covenants and agreements contained herein, and for other good and valuable consideration, the receipt and sufficiency of which are hereby acknowledged, the Parties agree as follows:</w:t>
-      </w:r>
-    </w:p>
-    <w:p>
-      <w:pPr>
-        <w:pStyle w:val="Heading1"/>
-      </w:pPr>
-      <w:r>
-        <w:rPr>
-          <w:color w:val="00857C"/>
-        </w:rPr>
-        <w:t>3. EQUIPMENT DETAILS</w:t>
-      </w:r>
-    </w:p>
-    <w:p>
-      <w:pPr>
-        <w:spacing w:after="120"/>
-      </w:pPr>
-      <w:r>
-        <w:rPr>
-          <w:rFonts w:ascii="Calibri" w:hAnsi="Calibri"/>
-          <w:b w:val="0"/>
-          <w:sz w:val="22"/>
-        </w:rPr>
-        <w:t>The following equipment/devices are covered under this Agreement:</w:t>
-      </w:r>
-    </w:p>
-    <w:p>
-      <w:r>
-        <w:rPr>
-          <w:rFonts w:ascii="Calibri" w:hAnsi="Calibri"/>
-          <w:sz w:val="22"/>
-        </w:rPr>
-        <w:t>{{equipment_table}}</w:t>
-      </w:r>
-    </w:p>
-    <w:p>
-      <w:pPr>
-        <w:pStyle w:val="Heading1"/>
-      </w:pPr>
-      <w:r>
-        <w:rPr>
-          <w:color w:val="00857C"/>
-        </w:rPr>
-        <w:t>4. TERMS AND CONDITIONS</w:t>
-      </w:r>
-    </w:p>
-    <w:p>
-      <w:pPr>
-        <w:pStyle w:val="Heading2"/>
-      </w:pPr>
-      <w:r>
-        <w:rPr>
-          <w:color w:val="00857C"/>
-        </w:rPr>
-        <w:t>4.1 Ownership and Transfer</w:t>
-      </w:r>
-    </w:p>
-    <w:p>
-      <w:pPr>
-        <w:spacing w:after="120"/>
-      </w:pPr>
-      <w:r>
-        <w:rPr>
-          <w:rFonts w:ascii="Calibri" w:hAnsi="Calibri"/>
-          <w:b w:val="0"/>
-          <w:sz w:val="22"/>
-        </w:rPr>
-        <w:t>Upon completion of the sale and receipt of full payment, the ownership of the equipment shall transfer to the Customer. The Customer shall be the sole and absolute owner of the equipment from the date of delivery.</w:t>
-      </w:r>
-    </w:p>
-    <w:p>
-      <w:pPr>
-        <w:pStyle w:val="Heading2"/>
-      </w:pPr>
-      <w:r>
-        <w:rPr>
-          <w:color w:val="00857C"/>
-        </w:rPr>
-        <w:t>4.2 Delivery</w:t>
-      </w:r>
-    </w:p>
-    <w:p>
-      <w:pPr>
-        <w:spacing w:after="120"/>
-      </w:pPr>
-      <w:r>
-        <w:rPr>
-          <w:rFonts w:ascii="Calibri" w:hAnsi="Calibri"/>
-          <w:b w:val="0"/>
-          <w:sz w:val="22"/>
-        </w:rPr>
-        <w:t>Intervet shall deliver the equipment to the Customer at the address specified in the Device Release Form. The risk of loss or damage to the equipment shall pass to the Customer upon delivery.</w:t>
-      </w:r>
-    </w:p>
-    <w:p>
-      <w:pPr>
-        <w:pStyle w:val="Heading2"/>
-      </w:pPr>
-      <w:r>
-        <w:rPr>
-          <w:color w:val="00857C"/>
-        </w:rPr>
-        <w:t>4.3 Payment</w:t>
-      </w:r>
-    </w:p>
-    <w:p>
-      <w:pPr>
-        <w:spacing w:after="120"/>
-      </w:pPr>
-      <w:r>
-        <w:rPr>
-          <w:rFonts w:ascii="Calibri" w:hAnsi="Calibri"/>
-          <w:b w:val="0"/>
-          <w:sz w:val="22"/>
-        </w:rPr>
-        <w:t>The Customer agrees to pay for the equipment as per the commercial terms agreed between the Parties. All payments shall be made within 30 (thirty) days from the date of invoice, unless otherwise agreed in writing.</w:t>
-      </w:r>
-    </w:p>
-    <w:p>
-      <w:pPr>
-        <w:pStyle w:val="Heading2"/>
-      </w:pPr>
-      <w:r>
-        <w:rPr>
-          <w:color w:val="00857C"/>
-        </w:rPr>
-        <w:t>4.4 Warranty</w:t>
-      </w:r>
-    </w:p>
-    <w:p>
-      <w:pPr>
-        <w:spacing w:after="120"/>
-      </w:pPr>
-      <w:r>
-        <w:rPr>
-          <w:rFonts w:ascii="Calibri" w:hAnsi="Calibri"/>
-          <w:b w:val="0"/>
-          <w:sz w:val="22"/>
-        </w:rPr>
-        <w:t>Intervet warrants that the equipment shall be free from defects in material and workmanship for a period of 12 (twelve) months from the date of delivery ("Warranty Period"). This warranty does not cover damage caused by misuse, negligence, unauthorized modification, or normal wear and tear.</w:t>
-      </w:r>
-    </w:p>
-    <w:p>
-      <w:pPr>
-        <w:pStyle w:val="Heading2"/>
-      </w:pPr>
-      <w:r>
-        <w:rPr>
-          <w:color w:val="00857C"/>
-        </w:rPr>
-        <w:t>4.5 Maintenance and Support</w:t>
-      </w:r>
-    </w:p>
-    <w:p>
-      <w:pPr>
-        <w:spacing w:after="120"/>
-      </w:pPr>
-      <w:r>
-        <w:rPr>
-          <w:rFonts w:ascii="Calibri" w:hAnsi="Calibri"/>
-          <w:b w:val="0"/>
-          <w:sz w:val="22"/>
-        </w:rPr>
-        <w:t>During the Warranty Period, Intervet shall provide free maintenance and technical support for the equipment. After the expiry of the Warranty Period, maintenance services shall be available at mutually agreed commercial terms.</w:t>
-      </w:r>
-    </w:p>
-    <w:p>
-      <w:pPr>
-        <w:pStyle w:val="Heading2"/>
-      </w:pPr>
-      <w:r>
-        <w:rPr>
-          <w:color w:val="00857C"/>
-        </w:rPr>
-        <w:t>4.6 Use of Equipment</w:t>
-      </w:r>
-    </w:p>
-    <w:p>
-      <w:pPr>
-        <w:spacing w:after="120"/>
-      </w:pPr>
-      <w:r>
-        <w:rPr>
-          <w:rFonts w:ascii="Calibri" w:hAnsi="Calibri"/>
-          <w:b w:val="0"/>
-          <w:sz w:val="22"/>
-        </w:rPr>
-        <w:t>The Customer shall use the equipment solely for the purposes intended and in accordance with the manufacturer's guidelines and instructions. The Customer shall ensure that the equipment is operated only by qualified and trained personnel.</w:t>
-      </w:r>
-    </w:p>
-    <w:p>
-      <w:pPr>
-        <w:pStyle w:val="Heading2"/>
-      </w:pPr>
-      <w:r>
-        <w:rPr>
-          <w:color w:val="00857C"/>
-        </w:rPr>
-        <w:t>4.7 Indemnification</w:t>
-      </w:r>
-    </w:p>
-    <w:p>
-      <w:pPr>
-        <w:spacing w:after="120"/>
-      </w:pPr>
-      <w:r>
-        <w:rPr>
-          <w:rFonts w:ascii="Calibri" w:hAnsi="Calibri"/>
-          <w:b w:val="0"/>
-          <w:sz w:val="22"/>
-        </w:rPr>
-        <w:t>Each Party shall indemnify and hold harmless the other Party from and against any and all claims, losses, damages, liabilities, costs, and expenses arising out of or in connection with any breach of this Agreement or any negligent or wrongful act or omission of the indemnifying Party.</w:t>
-      </w:r>
-    </w:p>
-    <w:p>
-      <w:pPr>
-        <w:pStyle w:val="Heading2"/>
-      </w:pPr>
-      <w:r>
-        <w:rPr>
-          <w:color w:val="00857C"/>
-        </w:rPr>
-        <w:t>4.8 Confidentiality</w:t>
-      </w:r>
-    </w:p>
-    <w:p>
-      <w:pPr>
-        <w:spacing w:after="120"/>
-      </w:pPr>
-      <w:r>
-        <w:rPr>
-          <w:rFonts w:ascii="Calibri" w:hAnsi="Calibri"/>
-          <w:b w:val="0"/>
-          <w:sz w:val="22"/>
-        </w:rPr>
-        <w:t>Both Parties agree to maintain the confidentiality of all proprietary and confidential information exchanged in connection with this Agreement. This obligation shall survive the termination or expiry of this Agreement for a period of 3 (three) years.</w:t>
-      </w:r>
-    </w:p>
-    <w:p>
-      <w:pPr>
-        <w:pStyle w:val="Heading2"/>
-      </w:pPr>
-      <w:r>
-        <w:rPr>
-          <w:color w:val="00857C"/>
-        </w:rPr>
-        <w:t>4.9 Governing Law and Dispute Resolution</w:t>
-      </w:r>
-    </w:p>
-    <w:p>
-      <w:pPr>
-        <w:spacing w:after="120"/>
-      </w:pPr>
-      <w:r>
-        <w:rPr>
-          <w:rFonts w:ascii="Calibri" w:hAnsi="Calibri"/>
-          <w:b w:val="0"/>
-          <w:sz w:val="22"/>
-        </w:rPr>
-        <w:t>This Agreement shall be governed by and construed in accordance with the laws of India. Any disputes arising out of or in connection with this Agreement shall be resolved through mutual negotiations. If the dispute cannot be resolved amicably, it shall be referred to arbitration in accordance with the Arbitration and Conciliation Act, 1996, with the seat of arbitration in Pune, Maharashtra.</w:t>
-      </w:r>
-    </w:p>
-    <w:p>
-      <w:pPr>
-        <w:pStyle w:val="Heading2"/>
-      </w:pPr>
-      <w:r>
-        <w:rPr>
-          <w:color w:val="00857C"/>
-        </w:rPr>
-        <w:t>4.10 Termination</w:t>
-      </w:r>
-    </w:p>
-    <w:p>
-      <w:pPr>
-        <w:spacing w:after="120"/>
-      </w:pPr>
-      <w:r>
-        <w:rPr>
-          <w:rFonts w:ascii="Calibri" w:hAnsi="Calibri"/>
-          <w:b w:val="0"/>
-          <w:sz w:val="22"/>
-        </w:rPr>
-        <w:t>This Agreement may be terminated by either Party upon 30 (thirty) days' prior written notice to the other Party. In the event of a material breach by either Party, the non-breaching Party may terminate this Agreement immediately upon written notice.</w:t>
-      </w:r>
-    </w:p>
-    <w:p>
-      <w:pPr>
-        <w:pStyle w:val="Heading2"/>
-      </w:pPr>
-      <w:r>
-        <w:rPr>
-          <w:color w:val="00857C"/>
-        </w:rPr>
-        <w:t>4.11 Entire Agreement</w:t>
-      </w:r>
-    </w:p>
-    <w:p>
-      <w:pPr>
-        <w:spacing w:after="120"/>
-      </w:pPr>
-      <w:r>
-        <w:rPr>
-          <w:rFonts w:ascii="Calibri" w:hAnsi="Calibri"/>
-          <w:b w:val="0"/>
-          <w:sz w:val="22"/>
-        </w:rPr>
-        <w:t>This Agreement, together with its Exhibits and any amendments executed by both Parties, constitutes the entire agreement between the Parties with respect to the subject matter hereof and supersedes all prior agreements, understandings, negotiations, and discussions, whether oral or written.</w:t>
-      </w:r>
-    </w:p>
-    <w:p>
-      <w:pPr>
-        <w:pStyle w:val="Heading1"/>
-      </w:pPr>
-      <w:r>
-        <w:rPr>
-          <w:color w:val="00857C"/>
-        </w:rPr>
-        <w:t>5. DEVICE RELEASE FORM</w:t>
-      </w:r>
-    </w:p>
-    <w:p>
-      <w:pPr>
-        <w:spacing w:after="120"/>
-      </w:pPr>
-      <w:r>
-        <w:rPr>
-          <w:rFonts w:ascii="Calibri" w:hAnsi="Calibri"/>
-          <w:b w:val="0"/>
-          <w:sz w:val="22"/>
-        </w:rPr>
-        <w:t>Date: {{date}}</w:t>
-      </w:r>
-    </w:p>
-    <w:p>
-      <w:pPr>
-        <w:spacing w:after="120"/>
-      </w:pPr>
-      <w:r>
-        <w:rPr>
-          <w:rFonts w:ascii="Calibri" w:hAnsi="Calibri"/>
-          <w:b w:val="0"/>
-          <w:sz w:val="22"/>
-        </w:rPr>
-        <w:t>To,</w:t>
-      </w:r>
-    </w:p>
-    <w:p>
-      <w:pPr>
-        <w:spacing w:after="120"/>
-      </w:pPr>
-      <w:r>
-        <w:rPr>
-          <w:rFonts w:ascii="Calibri" w:hAnsi="Calibri"/>
-          <w:b w:val="0"/>
-          <w:sz w:val="22"/>
-        </w:rPr>
-        <w:t>{{customer_name}}</w:t>
-      </w:r>
-    </w:p>
-    <w:p>
-      <w:pPr>
-        <w:spacing w:after="120"/>
-      </w:pPr>
-      <w:r>
-        <w:rPr>
-          <w:rFonts w:ascii="Calibri" w:hAnsi="Calibri"/>
-          <w:b w:val="0"/>
-          <w:sz w:val="22"/>
-        </w:rPr>
-        <w:t>{{address}}</w:t>
-      </w:r>
-    </w:p>
-    <w:p/>
-    <w:p>
-      <w:pPr>
-        <w:spacing w:after="120"/>
-      </w:pPr>
-      <w:r>
-        <w:rPr>
-          <w:rFonts w:ascii="Calibri" w:hAnsi="Calibri"/>
-          <w:b w:val="0"/>
-          <w:sz w:val="22"/>
-        </w:rPr>
-        <w:t>Dear Sir/Madam,</w:t>
-      </w:r>
-    </w:p>
-    <w:p>
-      <w:pPr>
-        <w:spacing w:after="120"/>
-      </w:pPr>
-      <w:r>
-        <w:rPr>
-          <w:rFonts w:ascii="Calibri" w:hAnsi="Calibri"/>
-          <w:b w:val="0"/>
-          <w:sz w:val="22"/>
-        </w:rPr>
-        <w:t>With reference to the above-captioned Agreement, we hereby confirm the release and delivery of the following equipment to the Customer as detailed herein. Please acknowledge receipt of the equipment by signing below.</w:t>
-      </w:r>
-    </w:p>
-    <w:p>
-      <w:pPr>
-        <w:spacing w:after="120"/>
-      </w:pPr>
-      <w:r>
-        <w:rPr>
-          <w:rFonts w:ascii="Calibri" w:hAnsi="Calibri"/>
-          <w:b w:val="0"/>
-          <w:sz w:val="22"/>
-        </w:rPr>
-        <w:t>The equipment is being released in good working condition and has been tested and verified prior to dispatch.</w:t>
-      </w:r>
-    </w:p>
-    <w:p>
-      <w:pPr>
-        <w:pStyle w:val="Heading2"/>
-      </w:pPr>
-      <w:r>
-        <w:rPr>
-          <w:color w:val="00857C"/>
-        </w:rPr>
-        <w:t>INTERNAL APPROVAL</w:t>
+        <w:t>(Local currency)</w:t>
       </w:r>
     </w:p>
     <w:tbl>
@@ -636,6 +87,14 @@
         <w:tblW w:type="auto" w:w="0"/>
         <w:jc w:val="center"/>
         <w:tblLook w:firstColumn="1" w:firstRow="1" w:lastColumn="0" w:lastRow="0" w:noHBand="0" w:noVBand="1" w:val="04A0"/>
+        <w:tblBorders>
+          <w:top w:val="single" w:sz="4" w:space="0" w:color="000000"/>
+          <w:left w:val="single" w:sz="4" w:space="0" w:color="000000"/>
+          <w:bottom w:val="single" w:sz="4" w:space="0" w:color="000000"/>
+          <w:right w:val="single" w:sz="4" w:space="0" w:color="000000"/>
+          <w:insideH w:val="single" w:sz="4" w:space="0" w:color="000000"/>
+          <w:insideV w:val="single" w:sz="4" w:space="0" w:color="000000"/>
+        </w:tblBorders>
       </w:tblPr>
       <w:tblGrid>
         <w:gridCol w:w="4320"/>
@@ -644,33 +103,53 @@
       <w:tr>
         <w:tc>
           <w:tcPr>
-            <w:tcW w:type="dxa" w:w="4320"/>
-            <w:shd w:fill="E6F3F2"/>
+            <w:tcW w:type="dxa" w:w="5184"/>
+            <w:tcMar>
+              <w:top w:w="80" w:type="dxa"/>
+              <w:bottom w:w="80" w:type="dxa"/>
+              <w:left w:w="120" w:type="dxa"/>
+              <w:right w:w="120" w:type="dxa"/>
+            </w:tcMar>
           </w:tcPr>
           <w:p>
+            <w:pPr>
+              <w:spacing w:after="60" w:before="0" w:line="276" w:lineRule="auto"/>
+            </w:pPr>
             <w:r>
               <w:rPr>
-                <w:rFonts w:ascii="Calibri" w:hAnsi="Calibri"/>
-                <w:b/>
-                <w:sz w:val="20"/>
+                <w:rFonts w:ascii="Times New Roman" w:hAnsi="Times New Roman"/>
+                <w:b w:val="0"/>
+                <w:i w:val="0"/>
+                <w:sz w:val="19"/>
+                <w:u w:val="none"/>
               </w:rPr>
-              <w:t>Role</w:t>
+              <w:t>Customer Name: {Customer Name}</w:t>
             </w:r>
           </w:p>
         </w:tc>
         <w:tc>
           <w:tcPr>
-            <w:tcW w:type="dxa" w:w="4320"/>
-            <w:shd w:fill="E6F3F2"/>
+            <w:tcW w:type="dxa" w:w="5184"/>
+            <w:tcMar>
+              <w:top w:w="80" w:type="dxa"/>
+              <w:bottom w:w="80" w:type="dxa"/>
+              <w:left w:w="120" w:type="dxa"/>
+              <w:right w:w="120" w:type="dxa"/>
+            </w:tcMar>
           </w:tcPr>
           <w:p>
+            <w:pPr>
+              <w:spacing w:after="60" w:before="0" w:line="276" w:lineRule="auto"/>
+            </w:pPr>
             <w:r>
               <w:rPr>
-                <w:rFonts w:ascii="Calibri" w:hAnsi="Calibri"/>
-                <w:b/>
-                <w:sz w:val="20"/>
+                <w:rFonts w:ascii="Times New Roman" w:hAnsi="Times New Roman"/>
+                <w:b w:val="0"/>
+                <w:i w:val="0"/>
+                <w:sz w:val="19"/>
+                <w:u w:val="none"/>
               </w:rPr>
-              <w:t>Name and Date</w:t>
+              <w:t>Location: {Location}</w:t>
             </w:r>
           </w:p>
         </w:tc>
@@ -678,29 +157,28 @@
       <w:tr>
         <w:tc>
           <w:tcPr>
-            <w:tcW w:type="dxa" w:w="4320"/>
+            <w:tcW w:type="dxa" w:w="10368"/>
+            <w:gridSpan w:val="2"/>
+            <w:tcMar>
+              <w:top w:w="80" w:type="dxa"/>
+              <w:bottom w:w="80" w:type="dxa"/>
+              <w:left w:w="120" w:type="dxa"/>
+              <w:right w:w="120" w:type="dxa"/>
+            </w:tcMar>
           </w:tcPr>
           <w:p>
+            <w:pPr>
+              <w:spacing w:after="60" w:before="0" w:line="276" w:lineRule="auto"/>
+            </w:pPr>
             <w:r>
               <w:rPr>
-                <w:rFonts w:ascii="Calibri" w:hAnsi="Calibri"/>
-                <w:sz w:val="20"/>
+                <w:rFonts w:ascii="Times New Roman" w:hAnsi="Times New Roman"/>
+                <w:b w:val="0"/>
+                <w:i w:val="0"/>
+                <w:sz w:val="19"/>
+                <w:u w:val="none"/>
               </w:rPr>
-              <w:t>Initiator</w:t>
-            </w:r>
-          </w:p>
-        </w:tc>
-        <w:tc>
-          <w:tcPr>
-            <w:tcW w:type="dxa" w:w="4320"/>
-          </w:tcPr>
-          <w:p>
-            <w:r>
-              <w:rPr>
-                <w:rFonts w:ascii="Calibri" w:hAnsi="Calibri"/>
-                <w:sz w:val="20"/>
-              </w:rPr>
-              <w:t>{{initiator_name_and_date}}</w:t>
+              <w:t>Purpose for Providing Equipment:    To promote usage of Hatchery Vaccination</w:t>
             </w:r>
           </w:p>
         </w:tc>
@@ -708,57 +186,76 @@
       <w:tr>
         <w:tc>
           <w:tcPr>
-            <w:tcW w:type="dxa" w:w="4320"/>
+            <w:tcW w:type="dxa" w:w="5184"/>
+            <w:tcMar>
+              <w:top w:w="80" w:type="dxa"/>
+              <w:bottom w:w="80" w:type="dxa"/>
+              <w:left w:w="120" w:type="dxa"/>
+              <w:right w:w="120" w:type="dxa"/>
+            </w:tcMar>
           </w:tcPr>
           <w:p>
+            <w:pPr>
+              <w:spacing w:after="60" w:before="0" w:line="276" w:lineRule="auto"/>
+            </w:pPr>
             <w:r>
               <w:rPr>
-                <w:rFonts w:ascii="Calibri" w:hAnsi="Calibri"/>
-                <w:sz w:val="20"/>
+                <w:rFonts w:ascii="Times New Roman" w:hAnsi="Times New Roman"/>
+                <w:b w:val="0"/>
+                <w:i w:val="0"/>
+                <w:sz w:val="19"/>
+                <w:u w:val="none"/>
               </w:rPr>
-              <w:t>Manager</w:t>
+              <w:t>Sales Value of Initial Purchase Order:</w:t>
+              <w:br/>
+              <w:t>As Per financial Evaluation</w:t>
             </w:r>
           </w:p>
         </w:tc>
         <w:tc>
           <w:tcPr>
-            <w:tcW w:type="dxa" w:w="4320"/>
+            <w:tcW w:type="dxa" w:w="5184"/>
+            <w:tcMar>
+              <w:top w:w="80" w:type="dxa"/>
+              <w:bottom w:w="80" w:type="dxa"/>
+              <w:left w:w="120" w:type="dxa"/>
+              <w:right w:w="120" w:type="dxa"/>
+            </w:tcMar>
           </w:tcPr>
           <w:p>
+            <w:pPr>
+              <w:spacing w:after="60" w:before="0" w:line="276" w:lineRule="auto"/>
+            </w:pPr>
             <w:r>
               <w:rPr>
-                <w:rFonts w:ascii="Calibri" w:hAnsi="Calibri"/>
-                <w:sz w:val="20"/>
+                <w:rFonts w:ascii="Times New Roman" w:hAnsi="Times New Roman"/>
+                <w:b w:val="0"/>
+                <w:i w:val="0"/>
+                <w:sz w:val="19"/>
+                <w:u w:val="none"/>
               </w:rPr>
-              <w:t>{{manager_name_and_date}}</w:t>
+              <w:t>Estimated Local Gross Margin of Annual Sales Value*: As Per financial Evaluation</w:t>
+              <w:br/>
+              <w:br/>
+              <w:t xml:space="preserve">Additional finance support from local / regional stakeholders - </w:t>
             </w:r>
           </w:p>
         </w:tc>
       </w:tr>
     </w:tbl>
-    <w:p/>
     <w:p>
       <w:pPr>
-        <w:pStyle w:val="Heading2"/>
+        <w:spacing w:after="40" w:before="120" w:line="276" w:lineRule="auto"/>
       </w:pPr>
       <w:r>
         <w:rPr>
-          <w:color w:val="00857C"/>
+          <w:rFonts w:ascii="Times New Roman" w:hAnsi="Times New Roman"/>
+          <w:b w:val="0"/>
+          <w:i w:val="0"/>
+          <w:sz w:val="19"/>
+          <w:u w:val="none"/>
         </w:rPr>
-        <w:t>SIGNATURES</w:t>
-      </w:r>
-    </w:p>
-    <w:p>
-      <w:pPr>
-        <w:spacing w:after="240"/>
-      </w:pPr>
-      <w:r>
-        <w:rPr>
-          <w:rFonts w:ascii="Calibri" w:hAnsi="Calibri"/>
-          <w:b w:val="0"/>
-          <w:sz w:val="22"/>
-        </w:rPr>
-        <w:t>IN WITNESS WHEREOF, the parties hereto have executed this Agreement as of the date first written above.</w:t>
+        <w:t>Equipment and/or Devices to be provided:</w:t>
       </w:r>
     </w:p>
     <w:tbl>
@@ -767,6 +264,1037 @@
         <w:tblW w:type="auto" w:w="0"/>
         <w:jc w:val="center"/>
         <w:tblLook w:firstColumn="1" w:firstRow="1" w:lastColumn="0" w:lastRow="0" w:noHBand="0" w:noVBand="1" w:val="04A0"/>
+        <w:tblBorders>
+          <w:top w:val="single" w:sz="4" w:space="0" w:color="000000"/>
+          <w:left w:val="single" w:sz="4" w:space="0" w:color="000000"/>
+          <w:bottom w:val="single" w:sz="4" w:space="0" w:color="000000"/>
+          <w:right w:val="single" w:sz="4" w:space="0" w:color="000000"/>
+          <w:insideH w:val="single" w:sz="4" w:space="0" w:color="000000"/>
+          <w:insideV w:val="single" w:sz="4" w:space="0" w:color="000000"/>
+        </w:tblBorders>
+      </w:tblPr>
+      <w:tblGrid>
+        <w:gridCol w:w="2880"/>
+        <w:gridCol w:w="2880"/>
+        <w:gridCol w:w="2880"/>
+      </w:tblGrid>
+      <w:tr>
+        <w:tc>
+          <w:tcPr>
+            <w:tcW w:type="dxa" w:w="3600"/>
+            <w:tcW w:w="3600" w:type="dxa"/>
+            <w:tcMar>
+              <w:top w:w="60" w:type="dxa"/>
+              <w:bottom w:w="60" w:type="dxa"/>
+              <w:left w:w="100" w:type="dxa"/>
+              <w:right w:w="100" w:type="dxa"/>
+            </w:tcMar>
+          </w:tcPr>
+          <w:p>
+            <w:pPr>
+              <w:spacing w:after="60" w:before="0" w:line="276" w:lineRule="auto"/>
+            </w:pPr>
+            <w:r>
+              <w:rPr>
+                <w:rFonts w:ascii="Times New Roman" w:hAnsi="Times New Roman"/>
+                <w:b/>
+                <w:i w:val="0"/>
+                <w:sz w:val="18"/>
+                <w:u w:val="single"/>
+              </w:rPr>
+              <w:t>Description</w:t>
+            </w:r>
+          </w:p>
+        </w:tc>
+        <w:tc>
+          <w:tcPr>
+            <w:tcW w:type="dxa" w:w="2160"/>
+            <w:tcW w:w="2160" w:type="dxa"/>
+            <w:tcMar>
+              <w:top w:w="60" w:type="dxa"/>
+              <w:bottom w:w="60" w:type="dxa"/>
+              <w:left w:w="100" w:type="dxa"/>
+              <w:right w:w="100" w:type="dxa"/>
+            </w:tcMar>
+          </w:tcPr>
+          <w:p>
+            <w:pPr>
+              <w:spacing w:after="60" w:before="0" w:line="276" w:lineRule="auto"/>
+            </w:pPr>
+            <w:r>
+              <w:rPr>
+                <w:rFonts w:ascii="Times New Roman" w:hAnsi="Times New Roman"/>
+                <w:b/>
+                <w:i w:val="0"/>
+                <w:sz w:val="18"/>
+                <w:u w:val="single"/>
+              </w:rPr>
+              <w:t>Quantity</w:t>
+            </w:r>
+          </w:p>
+        </w:tc>
+        <w:tc>
+          <w:tcPr>
+            <w:tcW w:type="dxa" w:w="2160"/>
+            <w:tcW w:w="2160" w:type="dxa"/>
+            <w:tcMar>
+              <w:top w:w="60" w:type="dxa"/>
+              <w:bottom w:w="60" w:type="dxa"/>
+              <w:left w:w="100" w:type="dxa"/>
+              <w:right w:w="100" w:type="dxa"/>
+            </w:tcMar>
+          </w:tcPr>
+          <w:p>
+            <w:pPr>
+              <w:spacing w:after="60" w:before="0" w:line="276" w:lineRule="auto"/>
+            </w:pPr>
+            <w:r>
+              <w:rPr>
+                <w:rFonts w:ascii="Times New Roman" w:hAnsi="Times New Roman"/>
+                <w:b/>
+                <w:i w:val="0"/>
+                <w:sz w:val="18"/>
+                <w:u w:val="none"/>
+              </w:rPr>
+              <w:t>FMV</w:t>
+            </w:r>
+          </w:p>
+        </w:tc>
+      </w:tr>
+      <w:tr>
+        <w:tc>
+          <w:tcPr>
+            <w:tcW w:type="dxa" w:w="3600"/>
+            <w:tcW w:w="3600" w:type="dxa"/>
+            <w:tcMar>
+              <w:top w:w="60" w:type="dxa"/>
+              <w:bottom w:w="60" w:type="dxa"/>
+              <w:left w:w="100" w:type="dxa"/>
+              <w:right w:w="100" w:type="dxa"/>
+            </w:tcMar>
+          </w:tcPr>
+          <w:p>
+            <w:pPr>
+              <w:spacing w:after="60" w:before="0" w:line="276" w:lineRule="auto"/>
+            </w:pPr>
+            <w:r>
+              <w:rPr>
+                <w:rFonts w:ascii="Times New Roman" w:hAnsi="Times New Roman"/>
+                <w:b w:val="0"/>
+                <w:i w:val="0"/>
+                <w:sz w:val="18"/>
+                <w:u w:val="none"/>
+              </w:rPr>
+              <w:t>{Equipment Name}</w:t>
+            </w:r>
+          </w:p>
+        </w:tc>
+        <w:tc>
+          <w:tcPr>
+            <w:tcW w:type="dxa" w:w="2160"/>
+            <w:tcW w:w="2160" w:type="dxa"/>
+            <w:tcMar>
+              <w:top w:w="60" w:type="dxa"/>
+              <w:bottom w:w="60" w:type="dxa"/>
+              <w:left w:w="100" w:type="dxa"/>
+              <w:right w:w="100" w:type="dxa"/>
+            </w:tcMar>
+          </w:tcPr>
+          <w:p>
+            <w:pPr>
+              <w:spacing w:after="60" w:before="0" w:line="276" w:lineRule="auto"/>
+            </w:pPr>
+            <w:r>
+              <w:rPr>
+                <w:rFonts w:ascii="Times New Roman" w:hAnsi="Times New Roman"/>
+                <w:b w:val="0"/>
+                <w:i w:val="0"/>
+                <w:sz w:val="18"/>
+                <w:u w:val="none"/>
+              </w:rPr>
+              <w:t>{quantity}</w:t>
+            </w:r>
+          </w:p>
+        </w:tc>
+        <w:tc>
+          <w:tcPr>
+            <w:tcW w:type="dxa" w:w="2160"/>
+            <w:tcW w:w="2160" w:type="dxa"/>
+            <w:tcMar>
+              <w:top w:w="60" w:type="dxa"/>
+              <w:bottom w:w="60" w:type="dxa"/>
+              <w:left w:w="100" w:type="dxa"/>
+              <w:right w:w="100" w:type="dxa"/>
+            </w:tcMar>
+          </w:tcPr>
+          <w:p>
+            <w:pPr>
+              <w:spacing w:after="60" w:before="0" w:line="276" w:lineRule="auto"/>
+            </w:pPr>
+          </w:p>
+        </w:tc>
+      </w:tr>
+      <w:tr>
+        <w:tc>
+          <w:tcPr>
+            <w:tcW w:type="dxa" w:w="3600"/>
+            <w:tcW w:w="3600" w:type="dxa"/>
+            <w:tcMar>
+              <w:top w:w="60" w:type="dxa"/>
+              <w:bottom w:w="60" w:type="dxa"/>
+              <w:left w:w="100" w:type="dxa"/>
+              <w:right w:w="100" w:type="dxa"/>
+            </w:tcMar>
+          </w:tcPr>
+          <w:p>
+            <w:pPr>
+              <w:spacing w:after="60" w:before="0" w:line="276" w:lineRule="auto"/>
+            </w:pPr>
+            <w:r>
+              <w:rPr>
+                <w:rFonts w:ascii="Times New Roman" w:hAnsi="Times New Roman"/>
+                <w:b w:val="0"/>
+                <w:i w:val="0"/>
+                <w:sz w:val="18"/>
+                <w:u w:val="none"/>
+              </w:rPr>
+              <w:t>{Equipment Name}</w:t>
+            </w:r>
+          </w:p>
+        </w:tc>
+        <w:tc>
+          <w:tcPr>
+            <w:tcW w:type="dxa" w:w="2160"/>
+            <w:tcW w:w="2160" w:type="dxa"/>
+            <w:tcMar>
+              <w:top w:w="60" w:type="dxa"/>
+              <w:bottom w:w="60" w:type="dxa"/>
+              <w:left w:w="100" w:type="dxa"/>
+              <w:right w:w="100" w:type="dxa"/>
+            </w:tcMar>
+          </w:tcPr>
+          <w:p>
+            <w:pPr>
+              <w:spacing w:after="60" w:before="0" w:line="276" w:lineRule="auto"/>
+            </w:pPr>
+            <w:r>
+              <w:rPr>
+                <w:rFonts w:ascii="Times New Roman" w:hAnsi="Times New Roman"/>
+                <w:b w:val="0"/>
+                <w:i w:val="0"/>
+                <w:sz w:val="18"/>
+                <w:u w:val="none"/>
+              </w:rPr>
+              <w:t>{quantity}</w:t>
+            </w:r>
+          </w:p>
+        </w:tc>
+        <w:tc>
+          <w:tcPr>
+            <w:tcW w:type="dxa" w:w="2160"/>
+            <w:tcW w:w="2160" w:type="dxa"/>
+            <w:tcMar>
+              <w:top w:w="60" w:type="dxa"/>
+              <w:bottom w:w="60" w:type="dxa"/>
+              <w:left w:w="100" w:type="dxa"/>
+              <w:right w:w="100" w:type="dxa"/>
+            </w:tcMar>
+          </w:tcPr>
+          <w:p>
+            <w:pPr>
+              <w:spacing w:after="60" w:before="0" w:line="276" w:lineRule="auto"/>
+            </w:pPr>
+          </w:p>
+        </w:tc>
+      </w:tr>
+      <w:tr>
+        <w:tc>
+          <w:tcPr>
+            <w:tcW w:type="dxa" w:w="3600"/>
+            <w:tcW w:w="3600" w:type="dxa"/>
+            <w:tcMar>
+              <w:top w:w="60" w:type="dxa"/>
+              <w:bottom w:w="60" w:type="dxa"/>
+              <w:left w:w="100" w:type="dxa"/>
+              <w:right w:w="100" w:type="dxa"/>
+            </w:tcMar>
+          </w:tcPr>
+          <w:p>
+            <w:pPr>
+              <w:spacing w:after="60" w:before="0" w:line="276" w:lineRule="auto"/>
+            </w:pPr>
+          </w:p>
+        </w:tc>
+        <w:tc>
+          <w:tcPr>
+            <w:tcW w:type="dxa" w:w="2160"/>
+            <w:tcW w:w="2160" w:type="dxa"/>
+            <w:tcMar>
+              <w:top w:w="60" w:type="dxa"/>
+              <w:bottom w:w="60" w:type="dxa"/>
+              <w:left w:w="100" w:type="dxa"/>
+              <w:right w:w="100" w:type="dxa"/>
+            </w:tcMar>
+          </w:tcPr>
+          <w:p>
+            <w:pPr>
+              <w:spacing w:after="60" w:before="0" w:line="276" w:lineRule="auto"/>
+            </w:pPr>
+          </w:p>
+        </w:tc>
+        <w:tc>
+          <w:tcPr>
+            <w:tcW w:type="dxa" w:w="2160"/>
+            <w:tcW w:w="2160" w:type="dxa"/>
+            <w:tcMar>
+              <w:top w:w="60" w:type="dxa"/>
+              <w:bottom w:w="60" w:type="dxa"/>
+              <w:left w:w="100" w:type="dxa"/>
+              <w:right w:w="100" w:type="dxa"/>
+            </w:tcMar>
+          </w:tcPr>
+          <w:p>
+            <w:pPr>
+              <w:spacing w:after="60" w:before="0" w:line="276" w:lineRule="auto"/>
+            </w:pPr>
+          </w:p>
+        </w:tc>
+      </w:tr>
+    </w:tbl>
+    <w:p>
+      <w:pPr>
+        <w:spacing w:after="0" w:before="0" w:line="276" w:lineRule="auto"/>
+      </w:pPr>
+      <w:r>
+        <w:rPr>
+          <w:rFonts w:ascii="Times New Roman" w:hAnsi="Times New Roman"/>
+          <w:b w:val="0"/>
+          <w:i w:val="0"/>
+          <w:sz w:val="2"/>
+          <w:u w:val="none"/>
+        </w:rPr>
+        <w:t>{{appendix_b_equipment_table}}</w:t>
+      </w:r>
+    </w:p>
+    <w:tbl>
+      <w:tblPr>
+        <w:tblStyle w:val="TableGrid"/>
+        <w:tblW w:type="auto" w:w="0"/>
+        <w:jc w:val="center"/>
+        <w:tblLook w:firstColumn="1" w:firstRow="1" w:lastColumn="0" w:lastRow="0" w:noHBand="0" w:noVBand="1" w:val="04A0"/>
+        <w:tblBorders>
+          <w:top w:val="single" w:sz="4" w:space="0" w:color="000000"/>
+          <w:left w:val="single" w:sz="4" w:space="0" w:color="000000"/>
+          <w:bottom w:val="single" w:sz="4" w:space="0" w:color="000000"/>
+          <w:right w:val="single" w:sz="4" w:space="0" w:color="000000"/>
+          <w:insideH w:val="single" w:sz="4" w:space="0" w:color="000000"/>
+          <w:insideV w:val="single" w:sz="4" w:space="0" w:color="000000"/>
+        </w:tblBorders>
+      </w:tblPr>
+      <w:tblGrid>
+        <w:gridCol w:w="4320"/>
+        <w:gridCol w:w="4320"/>
+      </w:tblGrid>
+      <w:tr>
+        <w:tc>
+          <w:tcPr>
+            <w:tcW w:type="dxa" w:w="5184"/>
+            <w:tcW w:w="5184" w:type="dxa"/>
+            <w:tcMar>
+              <w:top w:w="60" w:type="dxa"/>
+              <w:bottom w:w="60" w:type="dxa"/>
+              <w:left w:w="100" w:type="dxa"/>
+              <w:right w:w="100" w:type="dxa"/>
+            </w:tcMar>
+          </w:tcPr>
+          <w:p>
+            <w:pPr>
+              <w:spacing w:after="60" w:before="0" w:line="276" w:lineRule="auto"/>
+            </w:pPr>
+            <w:r>
+              <w:rPr>
+                <w:rFonts w:ascii="Times New Roman" w:hAnsi="Times New Roman"/>
+                <w:b w:val="0"/>
+                <w:i w:val="0"/>
+                <w:sz w:val="18"/>
+                <w:u w:val="none"/>
+              </w:rPr>
+              <w:t>Total FAIR MARKET VALUE of Equipment and/or Devices:</w:t>
+            </w:r>
+          </w:p>
+        </w:tc>
+        <w:tc>
+          <w:tcPr>
+            <w:tcW w:type="dxa" w:w="5184"/>
+            <w:tcW w:w="5184" w:type="dxa"/>
+            <w:tcMar>
+              <w:top w:w="60" w:type="dxa"/>
+              <w:bottom w:w="60" w:type="dxa"/>
+              <w:left w:w="100" w:type="dxa"/>
+              <w:right w:w="100" w:type="dxa"/>
+            </w:tcMar>
+          </w:tcPr>
+          <w:p>
+            <w:pPr>
+              <w:spacing w:after="60" w:before="0" w:line="276" w:lineRule="auto"/>
+            </w:pPr>
+            <w:r>
+              <w:rPr>
+                <w:rFonts w:ascii="Times New Roman" w:hAnsi="Times New Roman"/>
+                <w:b w:val="0"/>
+                <w:i w:val="0"/>
+                <w:sz w:val="17"/>
+                <w:u w:val="none"/>
+              </w:rPr>
+              <w:t>Return on Investment:</w:t>
+              <w:br/>
+              <w:t>[Gross Margin of Annual Sales - FMV of Equipment and/or Devices]÷ [FMV of Equipment and Devices]: %</w:t>
+            </w:r>
+          </w:p>
+        </w:tc>
+      </w:tr>
+    </w:tbl>
+    <w:p>
+      <w:pPr>
+        <w:spacing w:after="160" w:before="80" w:line="276" w:lineRule="auto"/>
+      </w:pPr>
+      <w:r>
+        <w:rPr>
+          <w:rFonts w:ascii="Times New Roman" w:hAnsi="Times New Roman"/>
+          <w:b w:val="0"/>
+          <w:i/>
+          <w:sz w:val="17"/>
+          <w:u w:val="none"/>
+        </w:rPr>
+        <w:t>*Similar to any investment MAH may make, we would expect a reasonable Return on Investment (ROI) related to this investment in Equipment and/or Devices.</w:t>
+      </w:r>
+    </w:p>
+    <w:tbl>
+      <w:tblPr>
+        <w:tblStyle w:val="TableGrid"/>
+        <w:tblW w:type="auto" w:w="0"/>
+        <w:jc w:val="center"/>
+        <w:tblLook w:firstColumn="1" w:firstRow="1" w:lastColumn="0" w:lastRow="0" w:noHBand="0" w:noVBand="1" w:val="04A0"/>
+        <w:tblBorders>
+          <w:top w:val="single" w:sz="4" w:space="0" w:color="000000"/>
+          <w:left w:val="single" w:sz="4" w:space="0" w:color="000000"/>
+          <w:bottom w:val="single" w:sz="4" w:space="0" w:color="000000"/>
+          <w:right w:val="single" w:sz="4" w:space="0" w:color="000000"/>
+          <w:insideH w:val="single" w:sz="4" w:space="0" w:color="000000"/>
+          <w:insideV w:val="single" w:sz="4" w:space="0" w:color="000000"/>
+        </w:tblBorders>
+      </w:tblPr>
+      <w:tblGrid>
+        <w:gridCol w:w="2880"/>
+        <w:gridCol w:w="2880"/>
+        <w:gridCol w:w="2880"/>
+      </w:tblGrid>
+      <w:tr>
+        <w:tc>
+          <w:tcPr>
+            <w:tcW w:type="dxa" w:w="1152"/>
+            <w:tcW w:w="1152" w:type="dxa"/>
+            <w:tcMar>
+              <w:top w:w="60" w:type="dxa"/>
+              <w:bottom w:w="60" w:type="dxa"/>
+              <w:left w:w="100" w:type="dxa"/>
+              <w:right w:w="100" w:type="dxa"/>
+            </w:tcMar>
+          </w:tcPr>
+          <w:p>
+            <w:pPr>
+              <w:spacing w:after="60" w:before="0" w:line="276" w:lineRule="auto"/>
+            </w:pPr>
+          </w:p>
+        </w:tc>
+        <w:tc>
+          <w:tcPr>
+            <w:tcW w:type="dxa" w:w="4320"/>
+            <w:tcW w:w="4320" w:type="dxa"/>
+            <w:tcMar>
+              <w:top w:w="60" w:type="dxa"/>
+              <w:bottom w:w="60" w:type="dxa"/>
+              <w:left w:w="100" w:type="dxa"/>
+              <w:right w:w="100" w:type="dxa"/>
+            </w:tcMar>
+          </w:tcPr>
+          <w:p>
+            <w:pPr>
+              <w:spacing w:after="60" w:before="0" w:line="276" w:lineRule="auto"/>
+            </w:pPr>
+          </w:p>
+        </w:tc>
+        <w:tc>
+          <w:tcPr>
+            <w:tcW w:type="dxa" w:w="4896"/>
+            <w:tcW w:w="4896" w:type="dxa"/>
+            <w:tcMar>
+              <w:top w:w="60" w:type="dxa"/>
+              <w:bottom w:w="60" w:type="dxa"/>
+              <w:left w:w="100" w:type="dxa"/>
+              <w:right w:w="100" w:type="dxa"/>
+            </w:tcMar>
+          </w:tcPr>
+          <w:p>
+            <w:pPr>
+              <w:spacing w:after="60" w:before="0" w:line="276" w:lineRule="auto"/>
+            </w:pPr>
+            <w:r>
+              <w:rPr>
+                <w:rFonts w:ascii="Times New Roman" w:hAnsi="Times New Roman"/>
+                <w:b/>
+                <w:i/>
+                <w:sz w:val="17"/>
+                <w:u w:val="none"/>
+              </w:rPr>
+              <w:t>If signed by hand, a signature date is required</w:t>
+            </w:r>
+          </w:p>
+        </w:tc>
+      </w:tr>
+      <w:tr>
+        <w:tc>
+          <w:tcPr>
+            <w:tcW w:type="dxa" w:w="1152"/>
+            <w:tcW w:w="1152" w:type="dxa"/>
+            <w:vMerge w:val="restart"/>
+            <w:tcMar>
+              <w:top w:w="60" w:type="dxa"/>
+              <w:bottom w:w="60" w:type="dxa"/>
+              <w:left w:w="100" w:type="dxa"/>
+              <w:right w:w="100" w:type="dxa"/>
+            </w:tcMar>
+          </w:tcPr>
+          <w:p>
+            <w:pPr>
+              <w:spacing w:after="60" w:before="0" w:line="276" w:lineRule="auto"/>
+            </w:pPr>
+            <w:r>
+              <w:rPr>
+                <w:rFonts w:ascii="Times New Roman" w:hAnsi="Times New Roman"/>
+                <w:b/>
+                <w:i w:val="0"/>
+                <w:sz w:val="18"/>
+                <w:u w:val="none"/>
+              </w:rPr>
+              <w:t>Approvers</w:t>
+            </w:r>
+          </w:p>
+        </w:tc>
+        <w:tc>
+          <w:tcPr>
+            <w:tcW w:type="dxa" w:w="4320"/>
+            <w:tcW w:w="4320" w:type="dxa"/>
+            <w:tcMar>
+              <w:top w:w="60" w:type="dxa"/>
+              <w:bottom w:w="60" w:type="dxa"/>
+              <w:left w:w="100" w:type="dxa"/>
+              <w:right w:w="100" w:type="dxa"/>
+            </w:tcMar>
+          </w:tcPr>
+          <w:p>
+            <w:pPr>
+              <w:spacing w:after="60" w:before="0" w:line="276" w:lineRule="auto"/>
+            </w:pPr>
+            <w:r>
+              <w:rPr>
+                <w:rFonts w:ascii="Times New Roman" w:hAnsi="Times New Roman"/>
+                <w:b/>
+                <w:i/>
+                <w:sz w:val="17"/>
+                <w:u w:val="none"/>
+              </w:rPr>
+              <w:t>Initiator/Business Owner</w:t>
+            </w:r>
+          </w:p>
+        </w:tc>
+        <w:tc>
+          <w:tcPr>
+            <w:tcW w:type="dxa" w:w="4896"/>
+            <w:tcW w:w="4896" w:type="dxa"/>
+            <w:tcMar>
+              <w:top w:w="60" w:type="dxa"/>
+              <w:bottom w:w="60" w:type="dxa"/>
+              <w:left w:w="100" w:type="dxa"/>
+              <w:right w:w="100" w:type="dxa"/>
+            </w:tcMar>
+          </w:tcPr>
+          <w:p>
+            <w:pPr>
+              <w:spacing w:after="60" w:before="0" w:line="276" w:lineRule="auto"/>
+            </w:pPr>
+            <w:r>
+              <w:rPr>
+                <w:rFonts w:ascii="Times New Roman" w:hAnsi="Times New Roman"/>
+                <w:b w:val="0"/>
+                <w:i w:val="0"/>
+                <w:sz w:val="17"/>
+                <w:u w:val="none"/>
+              </w:rPr>
+              <w:t>{Initiator Name and Date}</w:t>
+            </w:r>
+          </w:p>
+        </w:tc>
+      </w:tr>
+      <w:tr>
+        <w:tc>
+          <w:tcPr>
+            <w:tcW w:type="dxa" w:w="1152"/>
+            <w:tcW w:w="1152" w:type="dxa"/>
+            <w:vMerge/>
+            <w:tcMar>
+              <w:top w:w="60" w:type="dxa"/>
+              <w:bottom w:w="60" w:type="dxa"/>
+              <w:left w:w="100" w:type="dxa"/>
+              <w:right w:w="100" w:type="dxa"/>
+            </w:tcMar>
+          </w:tcPr>
+          <w:p/>
+        </w:tc>
+        <w:tc>
+          <w:tcPr>
+            <w:tcW w:type="dxa" w:w="4320"/>
+            <w:tcW w:w="4320" w:type="dxa"/>
+            <w:tcMar>
+              <w:top w:w="60" w:type="dxa"/>
+              <w:bottom w:w="60" w:type="dxa"/>
+              <w:left w:w="100" w:type="dxa"/>
+              <w:right w:w="100" w:type="dxa"/>
+            </w:tcMar>
+          </w:tcPr>
+          <w:p>
+            <w:pPr>
+              <w:spacing w:after="60" w:before="0" w:line="276" w:lineRule="auto"/>
+            </w:pPr>
+            <w:r>
+              <w:rPr>
+                <w:rFonts w:ascii="Times New Roman" w:hAnsi="Times New Roman"/>
+                <w:b/>
+                <w:i/>
+                <w:sz w:val="17"/>
+                <w:u w:val="none"/>
+              </w:rPr>
+              <w:t>Next level manager (with appropriate GOA)</w:t>
+            </w:r>
+          </w:p>
+        </w:tc>
+        <w:tc>
+          <w:tcPr>
+            <w:tcW w:type="dxa" w:w="4896"/>
+            <w:tcW w:w="4896" w:type="dxa"/>
+            <w:tcMar>
+              <w:top w:w="60" w:type="dxa"/>
+              <w:bottom w:w="60" w:type="dxa"/>
+              <w:left w:w="100" w:type="dxa"/>
+              <w:right w:w="100" w:type="dxa"/>
+            </w:tcMar>
+          </w:tcPr>
+          <w:p>
+            <w:pPr>
+              <w:spacing w:after="60" w:before="0" w:line="276" w:lineRule="auto"/>
+            </w:pPr>
+            <w:r>
+              <w:rPr>
+                <w:rFonts w:ascii="Times New Roman" w:hAnsi="Times New Roman"/>
+                <w:b w:val="0"/>
+                <w:i w:val="0"/>
+                <w:sz w:val="17"/>
+                <w:u w:val="none"/>
+              </w:rPr>
+              <w:t>{Manager Name and Date}</w:t>
+            </w:r>
+          </w:p>
+        </w:tc>
+      </w:tr>
+      <w:tr>
+        <w:tc>
+          <w:tcPr>
+            <w:tcW w:type="dxa" w:w="1152"/>
+            <w:tcW w:w="1152" w:type="dxa"/>
+            <w:vMerge/>
+            <w:tcMar>
+              <w:top w:w="60" w:type="dxa"/>
+              <w:bottom w:w="60" w:type="dxa"/>
+              <w:left w:w="100" w:type="dxa"/>
+              <w:right w:w="100" w:type="dxa"/>
+            </w:tcMar>
+          </w:tcPr>
+          <w:p/>
+        </w:tc>
+        <w:tc>
+          <w:tcPr>
+            <w:tcW w:type="dxa" w:w="4320"/>
+            <w:tcW w:w="4320" w:type="dxa"/>
+            <w:tcMar>
+              <w:top w:w="60" w:type="dxa"/>
+              <w:bottom w:w="60" w:type="dxa"/>
+              <w:left w:w="100" w:type="dxa"/>
+              <w:right w:w="100" w:type="dxa"/>
+            </w:tcMar>
+          </w:tcPr>
+          <w:p>
+            <w:pPr>
+              <w:spacing w:after="60" w:before="0" w:line="276" w:lineRule="auto"/>
+            </w:pPr>
+            <w:r>
+              <w:rPr>
+                <w:rFonts w:ascii="Times New Roman" w:hAnsi="Times New Roman"/>
+                <w:b/>
+                <w:i/>
+                <w:sz w:val="17"/>
+                <w:u w:val="none"/>
+              </w:rPr>
+              <w:t>Regional Finance</w:t>
+              <w:br/>
+              <w:t>(for leased/ rental user agreement for a fee)</w:t>
+            </w:r>
+          </w:p>
+        </w:tc>
+        <w:tc>
+          <w:tcPr>
+            <w:tcW w:type="dxa" w:w="4896"/>
+            <w:tcW w:w="4896" w:type="dxa"/>
+            <w:tcMar>
+              <w:top w:w="60" w:type="dxa"/>
+              <w:bottom w:w="60" w:type="dxa"/>
+              <w:left w:w="100" w:type="dxa"/>
+              <w:right w:w="100" w:type="dxa"/>
+            </w:tcMar>
+          </w:tcPr>
+          <w:p>
+            <w:pPr>
+              <w:spacing w:after="60" w:before="0" w:line="276" w:lineRule="auto"/>
+            </w:pPr>
+          </w:p>
+        </w:tc>
+      </w:tr>
+      <w:tr>
+        <w:tc>
+          <w:tcPr>
+            <w:tcW w:type="dxa" w:w="1152"/>
+            <w:tcW w:w="1152" w:type="dxa"/>
+            <w:vMerge/>
+            <w:tcMar>
+              <w:top w:w="60" w:type="dxa"/>
+              <w:bottom w:w="60" w:type="dxa"/>
+              <w:left w:w="100" w:type="dxa"/>
+              <w:right w:w="100" w:type="dxa"/>
+            </w:tcMar>
+          </w:tcPr>
+          <w:p/>
+        </w:tc>
+        <w:tc>
+          <w:tcPr>
+            <w:tcW w:type="dxa" w:w="4320"/>
+            <w:tcW w:w="4320" w:type="dxa"/>
+            <w:tcMar>
+              <w:top w:w="60" w:type="dxa"/>
+              <w:bottom w:w="60" w:type="dxa"/>
+              <w:left w:w="100" w:type="dxa"/>
+              <w:right w:w="100" w:type="dxa"/>
+            </w:tcMar>
+          </w:tcPr>
+          <w:p>
+            <w:pPr>
+              <w:spacing w:after="60" w:before="0" w:line="276" w:lineRule="auto"/>
+            </w:pPr>
+            <w:r>
+              <w:rPr>
+                <w:rFonts w:ascii="Times New Roman" w:hAnsi="Times New Roman"/>
+                <w:b/>
+                <w:i/>
+                <w:sz w:val="17"/>
+                <w:u w:val="none"/>
+              </w:rPr>
+              <w:t>Legal</w:t>
+              <w:br/>
+              <w:t>(when dominant Products are involved)</w:t>
+            </w:r>
+          </w:p>
+        </w:tc>
+        <w:tc>
+          <w:tcPr>
+            <w:tcW w:type="dxa" w:w="4896"/>
+            <w:tcW w:w="4896" w:type="dxa"/>
+            <w:tcMar>
+              <w:top w:w="60" w:type="dxa"/>
+              <w:bottom w:w="60" w:type="dxa"/>
+              <w:left w:w="100" w:type="dxa"/>
+              <w:right w:w="100" w:type="dxa"/>
+            </w:tcMar>
+          </w:tcPr>
+          <w:p>
+            <w:pPr>
+              <w:spacing w:after="60" w:before="0" w:line="276" w:lineRule="auto"/>
+            </w:pPr>
+          </w:p>
+        </w:tc>
+      </w:tr>
+    </w:tbl>
+    <w:p>
+      <w:r>
+        <w:br w:type="page"/>
+      </w:r>
+    </w:p>
+    <w:p>
+      <w:pPr>
+        <w:spacing w:after="280" w:before="0" w:line="276" w:lineRule="auto"/>
+      </w:pPr>
+      <w:r>
+        <w:rPr>
+          <w:rFonts w:ascii="Times New Roman" w:hAnsi="Times New Roman"/>
+          <w:b w:val="0"/>
+          <w:i w:val="0"/>
+          <w:sz w:val="18"/>
+          <w:u w:val="none"/>
+        </w:rPr>
+        <w:t>Confidential</w:t>
+      </w:r>
+    </w:p>
+    <w:p>
+      <w:pPr>
+        <w:spacing w:after="280" w:before="0" w:line="276" w:lineRule="auto"/>
+        <w:jc w:val="center"/>
+      </w:pPr>
+      <w:r>
+        <w:rPr>
+          <w:rFonts w:ascii="Times New Roman" w:hAnsi="Times New Roman"/>
+          <w:b/>
+          <w:i w:val="0"/>
+          <w:sz w:val="22"/>
+          <w:u w:val="none"/>
+        </w:rPr>
+        <w:t>DEVICE RELEASE FORM</w:t>
+      </w:r>
+    </w:p>
+    <w:p>
+      <w:pPr>
+        <w:spacing w:after="120" w:before="0" w:line="276" w:lineRule="auto"/>
+      </w:pPr>
+      <w:r>
+        <w:rPr>
+          <w:rFonts w:ascii="Times New Roman" w:hAnsi="Times New Roman"/>
+          <w:b w:val="0"/>
+          <w:i w:val="0"/>
+          <w:sz w:val="20"/>
+          <w:u w:val="none"/>
+        </w:rPr>
+        <w:t>This DEVICE RELEASE FORM ("Form"), made as of this {DATE} ("Effective Date"), by and between</w:t>
+      </w:r>
+    </w:p>
+    <w:p>
+      <w:pPr>
+        <w:spacing w:after="120" w:before="0" w:line="276" w:lineRule="auto"/>
+      </w:pPr>
+      <w:r>
+        <w:rPr>
+          <w:rFonts w:ascii="Times New Roman" w:hAnsi="Times New Roman"/>
+          <w:b w:val="0"/>
+          <w:i w:val="0"/>
+          <w:sz w:val="20"/>
+          <w:u w:val="none"/>
+        </w:rPr>
+        <w:t>Intervet India Private Limited, a company incorporated under the laws of India, having its registered office at Pune, Maharashtra ("MAH")</w:t>
+      </w:r>
+    </w:p>
+    <w:p>
+      <w:pPr>
+        <w:spacing w:after="120" w:before="0" w:line="276" w:lineRule="auto"/>
+      </w:pPr>
+      <w:r>
+        <w:rPr>
+          <w:rFonts w:ascii="Times New Roman" w:hAnsi="Times New Roman"/>
+          <w:b w:val="0"/>
+          <w:i w:val="0"/>
+          <w:sz w:val="20"/>
+          <w:u w:val="none"/>
+        </w:rPr>
+        <w:t>and</w:t>
+      </w:r>
+    </w:p>
+    <w:p>
+      <w:pPr>
+        <w:spacing w:after="40" w:before="0" w:line="276" w:lineRule="auto"/>
+      </w:pPr>
+      <w:r>
+        <w:rPr>
+          <w:rFonts w:ascii="Times New Roman" w:hAnsi="Times New Roman"/>
+          <w:b w:val="0"/>
+          <w:i w:val="0"/>
+          <w:sz w:val="20"/>
+          <w:u w:val="none"/>
+        </w:rPr>
+        <w:t>{Customer Name}, a corporation duly organized and existing under the laws of India, having its principal place of business at {Customer Name},</w:t>
+      </w:r>
+    </w:p>
+    <w:p>
+      <w:pPr>
+        <w:spacing w:after="200" w:before="0" w:line="276" w:lineRule="auto"/>
+      </w:pPr>
+      <w:r>
+        <w:rPr>
+          <w:rFonts w:ascii="Times New Roman" w:hAnsi="Times New Roman"/>
+          <w:b w:val="0"/>
+          <w:i w:val="0"/>
+          <w:sz w:val="20"/>
+          <w:u w:val="none"/>
+        </w:rPr>
+        <w:t>{ADDRESS OF THE CUSTOMER COMPANY}</w:t>
+      </w:r>
+    </w:p>
+    <w:p>
+      <w:pPr>
+        <w:spacing w:after="160" w:before="0" w:line="276" w:lineRule="auto"/>
+      </w:pPr>
+      <w:r>
+        <w:rPr>
+          <w:rFonts w:ascii="Times New Roman" w:hAnsi="Times New Roman"/>
+          <w:b w:val="0"/>
+          <w:i w:val="0"/>
+          <w:sz w:val="20"/>
+          <w:u w:val="none"/>
+        </w:rPr>
+        <w:t>MAH and Customer, intending to be legally bound, hereby agree as follows:</w:t>
+      </w:r>
+    </w:p>
+    <w:p>
+      <w:pPr>
+        <w:spacing w:after="120" w:before="0" w:line="276" w:lineRule="auto"/>
+      </w:pPr>
+      <w:r>
+        <w:rPr>
+          <w:rFonts w:ascii="Times New Roman" w:hAnsi="Times New Roman"/>
+          <w:b w:val="0"/>
+          <w:i w:val="0"/>
+          <w:sz w:val="19"/>
+          <w:u w:val="none"/>
+        </w:rPr>
+        <w:t>1.  MAH shall deliver to the Customer the Device free of charge.</w:t>
+      </w:r>
+    </w:p>
+    <w:p>
+      <w:pPr>
+        <w:spacing w:after="120" w:before="0" w:line="276" w:lineRule="auto"/>
+      </w:pPr>
+      <w:r>
+        <w:rPr>
+          <w:rFonts w:ascii="Times New Roman" w:hAnsi="Times New Roman"/>
+          <w:b w:val="0"/>
+          <w:i w:val="0"/>
+          <w:sz w:val="19"/>
+          <w:u w:val="none"/>
+        </w:rPr>
+        <w:t>2.  The Customer shall endeavor during the Term of this Form to purchase such quantities of Products as set forth in Exhibit A attached to this Form. At the end of each {calendar quarter and/or period} ("Period").</w:t>
+      </w:r>
+    </w:p>
+    <w:p>
+      <w:pPr>
+        <w:spacing w:after="120" w:before="0" w:line="276" w:lineRule="auto"/>
+      </w:pPr>
+      <w:r>
+        <w:rPr>
+          <w:rFonts w:ascii="Times New Roman" w:hAnsi="Times New Roman"/>
+          <w:b w:val="0"/>
+          <w:i w:val="0"/>
+          <w:sz w:val="19"/>
+          <w:u w:val="none"/>
+        </w:rPr>
+        <w:t>3.  The Customer agrees to promptly inform the MAH of the deployment of any devices to its Customer. Such notification shall include detailed information regarding the location of each deployed device. This information is essential for the MAH to provide the necessary support as per the agreed terms. The Customer shall ensure that all deployment details are communicated to the MAH within 5 working days of the installation of the Device at its customer location.</w:t>
+      </w:r>
+    </w:p>
+    <w:p>
+      <w:pPr>
+        <w:spacing w:after="120" w:before="0" w:line="276" w:lineRule="auto"/>
+      </w:pPr>
+      <w:r>
+        <w:rPr>
+          <w:rFonts w:ascii="Times New Roman" w:hAnsi="Times New Roman"/>
+          <w:b w:val="0"/>
+          <w:i w:val="0"/>
+          <w:sz w:val="19"/>
+          <w:u w:val="none"/>
+        </w:rPr>
+        <w:t>4.  The Customer agrees to hold harmless, release, and indemnify MAH in full of any and all liability, damage, loss, or harm related to the Device or arising in any way from the use or storage of the Device.</w:t>
+      </w:r>
+    </w:p>
+    <w:p>
+      <w:pPr>
+        <w:spacing w:after="120" w:before="0" w:line="276" w:lineRule="auto"/>
+      </w:pPr>
+      <w:r>
+        <w:rPr>
+          <w:rFonts w:ascii="Times New Roman" w:hAnsi="Times New Roman"/>
+          <w:b w:val="0"/>
+          <w:i w:val="0"/>
+          <w:sz w:val="19"/>
+          <w:u w:val="none"/>
+        </w:rPr>
+        <w:t>5.  The Customer acknowledges that the Device was received in good working condition and is henceforth the sole and exclusive responsibility of the Customer and that MAH owes the Customer no further obligation, of any kind whatsoever, related to the Device.</w:t>
+      </w:r>
+    </w:p>
+    <w:p>
+      <w:r>
+        <w:br w:type="page"/>
+      </w:r>
+    </w:p>
+    <w:p>
+      <w:pPr>
+        <w:spacing w:after="280" w:before="0" w:line="276" w:lineRule="auto"/>
+      </w:pPr>
+      <w:r>
+        <w:rPr>
+          <w:rFonts w:ascii="Times New Roman" w:hAnsi="Times New Roman"/>
+          <w:b w:val="0"/>
+          <w:i w:val="0"/>
+          <w:sz w:val="18"/>
+          <w:u w:val="none"/>
+        </w:rPr>
+        <w:t>Confidential</w:t>
+      </w:r>
+    </w:p>
+    <w:p>
+      <w:pPr>
+        <w:spacing w:after="280" w:before="0" w:line="276" w:lineRule="auto"/>
+      </w:pPr>
+      <w:r>
+        <w:rPr>
+          <w:rFonts w:ascii="Times New Roman" w:hAnsi="Times New Roman"/>
+          <w:b w:val="0"/>
+          <w:i w:val="0"/>
+          <w:sz w:val="19"/>
+          <w:u w:val="none"/>
+        </w:rPr>
+        <w:t>6.  The Customer understands that MAH released ownership of the Device to the Customer and further agrees that the Customer shall hold harmless, release, and indemnify MAH in full of any and all liability, damage, loss, or harm related to the Device or arising in any way from use or storage of the Device.</w:t>
+      </w:r>
+    </w:p>
+    <w:p>
+      <w:pPr>
+        <w:spacing w:after="320" w:before="0" w:line="276" w:lineRule="auto"/>
+      </w:pPr>
+      <w:r>
+        <w:rPr>
+          <w:rFonts w:ascii="Times New Roman" w:hAnsi="Times New Roman"/>
+          <w:b w:val="0"/>
+          <w:i w:val="0"/>
+          <w:sz w:val="20"/>
+          <w:u w:val="none"/>
+        </w:rPr>
+        <w:t>IN WITNESS WHEREOF, the Parties have caused this Form to be duly executed as of the Effective Date.</w:t>
+      </w:r>
+    </w:p>
+    <w:tbl>
+      <w:tblPr>
+        <w:tblW w:type="auto" w:w="0"/>
+        <w:jc w:val="center"/>
+        <w:tblLook w:firstColumn="1" w:firstRow="1" w:lastColumn="0" w:lastRow="0" w:noHBand="0" w:noVBand="1" w:val="04A0"/>
+        <w:tblBorders>
+          <w:top w:val="none" w:sz="0" w:space="0" w:color="auto"/>
+          <w:left w:val="none" w:sz="0" w:space="0" w:color="auto"/>
+          <w:bottom w:val="none" w:sz="0" w:space="0" w:color="auto"/>
+          <w:right w:val="none" w:sz="0" w:space="0" w:color="auto"/>
+          <w:insideH w:val="none" w:sz="0" w:space="0" w:color="auto"/>
+          <w:insideV w:val="none" w:sz="0" w:space="0" w:color="auto"/>
+        </w:tblBorders>
       </w:tblPr>
       <w:tblGrid>
         <w:gridCol w:w="4320"/>
@@ -776,30 +1304,108 @@
         <w:tc>
           <w:tcPr>
             <w:tcW w:type="dxa" w:w="5040"/>
-            <w:shd w:fill="E6F3F2"/>
+            <w:tcW w:w="5040" w:type="dxa"/>
+            <w:tcMar>
+              <w:top w:w="40" w:type="dxa"/>
+              <w:bottom w:w="40" w:type="dxa"/>
+              <w:left w:w="100" w:type="dxa"/>
+              <w:right w:w="100" w:type="dxa"/>
+            </w:tcMar>
           </w:tcPr>
           <w:p>
+            <w:pPr>
+              <w:spacing w:after="60" w:before="0" w:line="276" w:lineRule="auto"/>
+            </w:pPr>
             <w:r>
               <w:rPr>
-                <w:rFonts w:ascii="Calibri" w:hAnsi="Calibri"/>
-                <w:b/>
+                <w:rFonts w:ascii="Times New Roman" w:hAnsi="Times New Roman"/>
+                <w:b w:val="0"/>
+                <w:i w:val="0"/>
                 <w:sz w:val="20"/>
+                <w:u w:val="none"/>
               </w:rPr>
-              <w:t>Customer / Receiver</w:t>
+              <w:t>Signed for and on behalf of:</w:t>
             </w:r>
           </w:p>
         </w:tc>
         <w:tc>
           <w:tcPr>
             <w:tcW w:type="dxa" w:w="5040"/>
-            <w:shd w:fill="E6F3F2"/>
+            <w:tcW w:w="5040" w:type="dxa"/>
+            <w:tcMar>
+              <w:top w:w="40" w:type="dxa"/>
+              <w:bottom w:w="40" w:type="dxa"/>
+              <w:left w:w="100" w:type="dxa"/>
+              <w:right w:w="100" w:type="dxa"/>
+            </w:tcMar>
           </w:tcPr>
           <w:p>
+            <w:pPr>
+              <w:spacing w:after="60" w:before="0" w:line="276" w:lineRule="auto"/>
+            </w:pPr>
             <w:r>
               <w:rPr>
-                <w:rFonts w:ascii="Calibri" w:hAnsi="Calibri"/>
-                <w:b/>
+                <w:rFonts w:ascii="Times New Roman" w:hAnsi="Times New Roman"/>
+                <w:b w:val="0"/>
+                <w:i w:val="0"/>
                 <w:sz w:val="20"/>
+                <w:u w:val="none"/>
+              </w:rPr>
+              <w:t>Signed for and on behalf of:</w:t>
+            </w:r>
+          </w:p>
+        </w:tc>
+      </w:tr>
+      <w:tr>
+        <w:tc>
+          <w:tcPr>
+            <w:tcW w:type="dxa" w:w="5040"/>
+            <w:tcW w:w="5040" w:type="dxa"/>
+            <w:tcMar>
+              <w:top w:w="40" w:type="dxa"/>
+              <w:bottom w:w="40" w:type="dxa"/>
+              <w:left w:w="100" w:type="dxa"/>
+              <w:right w:w="100" w:type="dxa"/>
+            </w:tcMar>
+          </w:tcPr>
+          <w:p>
+            <w:pPr>
+              <w:spacing w:after="60" w:before="0" w:line="276" w:lineRule="auto"/>
+            </w:pPr>
+            <w:r>
+              <w:rPr>
+                <w:rFonts w:ascii="Times New Roman" w:hAnsi="Times New Roman"/>
+                <w:b w:val="0"/>
+                <w:i w:val="0"/>
+                <w:sz w:val="20"/>
+                <w:u w:val="none"/>
+              </w:rPr>
+              <w:t>{Distributor Name}</w:t>
+            </w:r>
+          </w:p>
+        </w:tc>
+        <w:tc>
+          <w:tcPr>
+            <w:tcW w:type="dxa" w:w="5040"/>
+            <w:tcW w:w="5040" w:type="dxa"/>
+            <w:tcMar>
+              <w:top w:w="40" w:type="dxa"/>
+              <w:bottom w:w="40" w:type="dxa"/>
+              <w:left w:w="100" w:type="dxa"/>
+              <w:right w:w="100" w:type="dxa"/>
+            </w:tcMar>
+          </w:tcPr>
+          <w:p>
+            <w:pPr>
+              <w:spacing w:after="60" w:before="0" w:line="276" w:lineRule="auto"/>
+            </w:pPr>
+            <w:r>
+              <w:rPr>
+                <w:rFonts w:ascii="Times New Roman" w:hAnsi="Times New Roman"/>
+                <w:b w:val="0"/>
+                <w:i w:val="0"/>
+                <w:sz w:val="20"/>
+                <w:u w:val="single"/>
               </w:rPr>
               <w:t>Intervet India Private Limited</w:t>
             </w:r>
@@ -810,43 +1416,28 @@
         <w:tc>
           <w:tcPr>
             <w:tcW w:type="dxa" w:w="5040"/>
+            <w:tcW w:w="5040" w:type="dxa"/>
+            <w:tcMar>
+              <w:top w:w="40" w:type="dxa"/>
+              <w:bottom w:w="40" w:type="dxa"/>
+              <w:left w:w="100" w:type="dxa"/>
+              <w:right w:w="100" w:type="dxa"/>
+            </w:tcMar>
           </w:tcPr>
           <w:p>
+            <w:pPr>
+              <w:spacing w:after="40" w:before="0" w:line="276" w:lineRule="auto"/>
+            </w:pPr>
             <w:r>
               <w:rPr>
-                <w:rFonts w:ascii="Calibri" w:hAnsi="Calibri"/>
-                <w:sz w:val="20"/>
+                <w:rFonts w:ascii="Times New Roman" w:hAnsi="Times New Roman"/>
+                <w:b w:val="0"/>
+                <w:i w:val="0"/>
+                <w:sz w:val="19"/>
+                <w:u w:val="none"/>
               </w:rPr>
-              <w:t>Signature:</w:t>
-            </w:r>
-          </w:p>
-        </w:tc>
-        <w:tc>
-          <w:tcPr>
-            <w:tcW w:type="dxa" w:w="5040"/>
-          </w:tcPr>
-          <w:p>
-            <w:r>
-              <w:rPr>
-                <w:rFonts w:ascii="Calibri" w:hAnsi="Calibri"/>
-                <w:sz w:val="20"/>
-              </w:rPr>
-              <w:t>Signature:</w:t>
-            </w:r>
-          </w:p>
-        </w:tc>
-      </w:tr>
-      <w:tr>
-        <w:tc>
-          <w:tcPr>
-            <w:tcW w:type="dxa" w:w="5040"/>
-          </w:tcPr>
-          <w:p>
-            <w:r>
-              <w:rPr>
-                <w:rFonts w:ascii="Calibri" w:hAnsi="Calibri"/>
-                <w:sz w:val="20"/>
-              </w:rPr>
+              <w:br/>
+              <w:br/>
               <w:t>{{customer_signature}}</w:t>
             </w:r>
           </w:p>
@@ -854,13 +1445,28 @@
         <w:tc>
           <w:tcPr>
             <w:tcW w:type="dxa" w:w="5040"/>
+            <w:tcW w:w="5040" w:type="dxa"/>
+            <w:tcMar>
+              <w:top w:w="40" w:type="dxa"/>
+              <w:bottom w:w="40" w:type="dxa"/>
+              <w:left w:w="100" w:type="dxa"/>
+              <w:right w:w="100" w:type="dxa"/>
+            </w:tcMar>
           </w:tcPr>
           <w:p>
+            <w:pPr>
+              <w:spacing w:after="40" w:before="0" w:line="276" w:lineRule="auto"/>
+            </w:pPr>
             <w:r>
               <w:rPr>
-                <w:rFonts w:ascii="Calibri" w:hAnsi="Calibri"/>
-                <w:sz w:val="20"/>
+                <w:rFonts w:ascii="Times New Roman" w:hAnsi="Times New Roman"/>
+                <w:b w:val="0"/>
+                <w:i w:val="0"/>
+                <w:sz w:val="19"/>
+                <w:u w:val="none"/>
               </w:rPr>
+              <w:br/>
+              <w:br/>
               <w:t>{{intervet_signature}}</w:t>
             </w:r>
           </w:p>
@@ -870,28 +1476,54 @@
         <w:tc>
           <w:tcPr>
             <w:tcW w:type="dxa" w:w="5040"/>
+            <w:tcW w:w="5040" w:type="dxa"/>
+            <w:tcMar>
+              <w:top w:w="40" w:type="dxa"/>
+              <w:bottom w:w="40" w:type="dxa"/>
+              <w:left w:w="100" w:type="dxa"/>
+              <w:right w:w="100" w:type="dxa"/>
+            </w:tcMar>
           </w:tcPr>
           <w:p>
+            <w:pPr>
+              <w:spacing w:after="80" w:before="0" w:line="276" w:lineRule="auto"/>
+            </w:pPr>
             <w:r>
               <w:rPr>
-                <w:rFonts w:ascii="Calibri" w:hAnsi="Calibri"/>
+                <w:rFonts w:ascii="Times New Roman" w:hAnsi="Times New Roman"/>
+                <w:b w:val="0"/>
+                <w:i w:val="0"/>
                 <w:sz w:val="20"/>
+                <w:u w:val="none"/>
               </w:rPr>
-              <w:t>Name: {{receiver_name}}</w:t>
+              <w:t>________________________________</w:t>
             </w:r>
           </w:p>
         </w:tc>
         <w:tc>
           <w:tcPr>
             <w:tcW w:type="dxa" w:w="5040"/>
+            <w:tcW w:w="5040" w:type="dxa"/>
+            <w:tcMar>
+              <w:top w:w="40" w:type="dxa"/>
+              <w:bottom w:w="40" w:type="dxa"/>
+              <w:left w:w="100" w:type="dxa"/>
+              <w:right w:w="100" w:type="dxa"/>
+            </w:tcMar>
           </w:tcPr>
           <w:p>
+            <w:pPr>
+              <w:spacing w:after="80" w:before="0" w:line="276" w:lineRule="auto"/>
+            </w:pPr>
             <w:r>
               <w:rPr>
-                <w:rFonts w:ascii="Calibri" w:hAnsi="Calibri"/>
+                <w:rFonts w:ascii="Times New Roman" w:hAnsi="Times New Roman"/>
+                <w:b w:val="0"/>
+                <w:i w:val="0"/>
                 <w:sz w:val="20"/>
+                <w:u w:val="none"/>
               </w:rPr>
-              <w:t>Name: {{intervet_name}}</w:t>
+              <w:t>________________________________</w:t>
             </w:r>
           </w:p>
         </w:tc>
@@ -900,28 +1532,74 @@
         <w:tc>
           <w:tcPr>
             <w:tcW w:type="dxa" w:w="5040"/>
+            <w:tcW w:w="5040" w:type="dxa"/>
+            <w:tcMar>
+              <w:top w:w="40" w:type="dxa"/>
+              <w:bottom w:w="40" w:type="dxa"/>
+              <w:left w:w="100" w:type="dxa"/>
+              <w:right w:w="100" w:type="dxa"/>
+            </w:tcMar>
           </w:tcPr>
           <w:p>
+            <w:pPr>
+              <w:spacing w:after="40"/>
+            </w:pPr>
             <w:r>
               <w:rPr>
-                <w:rFonts w:ascii="Calibri" w:hAnsi="Calibri"/>
+                <w:rFonts w:ascii="Times New Roman" w:hAnsi="Times New Roman"/>
+                <w:b w:val="0"/>
+                <w:i w:val="0"/>
                 <w:sz w:val="20"/>
+                <w:u w:val="none"/>
               </w:rPr>
-              <w:t>Title: {{receiver_title}}</w:t>
+              <w:t xml:space="preserve">Name: </w:t>
+            </w:r>
+            <w:r>
+              <w:rPr>
+                <w:rFonts w:ascii="Times New Roman" w:hAnsi="Times New Roman"/>
+                <w:b w:val="0"/>
+                <w:i w:val="0"/>
+                <w:sz w:val="20"/>
+                <w:u w:val="none"/>
+              </w:rPr>
+              <w:t>{Receiver Name}</w:t>
             </w:r>
           </w:p>
         </w:tc>
         <w:tc>
           <w:tcPr>
             <w:tcW w:type="dxa" w:w="5040"/>
+            <w:tcW w:w="5040" w:type="dxa"/>
+            <w:tcMar>
+              <w:top w:w="40" w:type="dxa"/>
+              <w:bottom w:w="40" w:type="dxa"/>
+              <w:left w:w="100" w:type="dxa"/>
+              <w:right w:w="100" w:type="dxa"/>
+            </w:tcMar>
           </w:tcPr>
           <w:p>
+            <w:pPr>
+              <w:spacing w:after="40"/>
+            </w:pPr>
             <w:r>
               <w:rPr>
-                <w:rFonts w:ascii="Calibri" w:hAnsi="Calibri"/>
+                <w:rFonts w:ascii="Times New Roman" w:hAnsi="Times New Roman"/>
+                <w:b w:val="0"/>
+                <w:i w:val="0"/>
                 <w:sz w:val="20"/>
+                <w:u w:val="none"/>
               </w:rPr>
-              <w:t>Title: {{intervet_title}}</w:t>
+              <w:t xml:space="preserve">Name: </w:t>
+            </w:r>
+            <w:r>
+              <w:rPr>
+                <w:rFonts w:ascii="Times New Roman" w:hAnsi="Times New Roman"/>
+                <w:b w:val="0"/>
+                <w:i w:val="0"/>
+                <w:sz w:val="20"/>
+                <w:u w:val="none"/>
+              </w:rPr>
+              <w:t>{Name}</w:t>
             </w:r>
           </w:p>
         </w:tc>
@@ -930,34 +1608,135 @@
         <w:tc>
           <w:tcPr>
             <w:tcW w:type="dxa" w:w="5040"/>
+            <w:tcW w:w="5040" w:type="dxa"/>
+            <w:tcMar>
+              <w:top w:w="40" w:type="dxa"/>
+              <w:bottom w:w="40" w:type="dxa"/>
+              <w:left w:w="100" w:type="dxa"/>
+              <w:right w:w="100" w:type="dxa"/>
+            </w:tcMar>
           </w:tcPr>
           <w:p>
+            <w:pPr>
+              <w:spacing w:after="40"/>
+            </w:pPr>
             <w:r>
               <w:rPr>
-                <w:rFonts w:ascii="Calibri" w:hAnsi="Calibri"/>
+                <w:rFonts w:ascii="Times New Roman" w:hAnsi="Times New Roman"/>
+                <w:b w:val="0"/>
+                <w:i w:val="0"/>
                 <w:sz w:val="20"/>
+                <w:u w:val="none"/>
               </w:rPr>
-              <w:t>Date: {{receiver_date}}</w:t>
+              <w:t xml:space="preserve">Title: </w:t>
+            </w:r>
+            <w:r>
+              <w:rPr>
+                <w:rFonts w:ascii="Times New Roman" w:hAnsi="Times New Roman"/>
+                <w:b w:val="0"/>
+                <w:i w:val="0"/>
+                <w:sz w:val="20"/>
+                <w:u w:val="none"/>
+              </w:rPr>
+              <w:t>{Title of receiver}</w:t>
             </w:r>
           </w:p>
         </w:tc>
         <w:tc>
           <w:tcPr>
             <w:tcW w:type="dxa" w:w="5040"/>
+            <w:tcW w:w="5040" w:type="dxa"/>
+            <w:tcMar>
+              <w:top w:w="40" w:type="dxa"/>
+              <w:bottom w:w="40" w:type="dxa"/>
+              <w:left w:w="100" w:type="dxa"/>
+              <w:right w:w="100" w:type="dxa"/>
+            </w:tcMar>
           </w:tcPr>
           <w:p>
+            <w:pPr>
+              <w:spacing w:after="40"/>
+            </w:pPr>
             <w:r>
               <w:rPr>
-                <w:rFonts w:ascii="Calibri" w:hAnsi="Calibri"/>
+                <w:rFonts w:ascii="Times New Roman" w:hAnsi="Times New Roman"/>
+                <w:b w:val="0"/>
+                <w:i w:val="0"/>
                 <w:sz w:val="20"/>
+                <w:u w:val="none"/>
               </w:rPr>
-              <w:t>Date: {{intervet_date}}</w:t>
+              <w:t xml:space="preserve">Title: </w:t>
+            </w:r>
+            <w:r>
+              <w:rPr>
+                <w:rFonts w:ascii="Times New Roman" w:hAnsi="Times New Roman"/>
+                <w:b w:val="0"/>
+                <w:i w:val="0"/>
+                <w:sz w:val="20"/>
+                <w:u w:val="none"/>
+              </w:rPr>
+              <w:t>{Title}</w:t>
+            </w:r>
+          </w:p>
+        </w:tc>
+      </w:tr>
+      <w:tr>
+        <w:tc>
+          <w:tcPr>
+            <w:tcW w:type="dxa" w:w="5040"/>
+            <w:tcW w:w="5040" w:type="dxa"/>
+            <w:tcMar>
+              <w:top w:w="40" w:type="dxa"/>
+              <w:bottom w:w="40" w:type="dxa"/>
+              <w:left w:w="100" w:type="dxa"/>
+              <w:right w:w="100" w:type="dxa"/>
+            </w:tcMar>
+          </w:tcPr>
+          <w:p>
+            <w:pPr>
+              <w:spacing w:after="40" w:before="0" w:line="276" w:lineRule="auto"/>
+            </w:pPr>
+            <w:r>
+              <w:rPr>
+                <w:rFonts w:ascii="Times New Roman" w:hAnsi="Times New Roman"/>
+                <w:b w:val="0"/>
+                <w:i w:val="0"/>
+                <w:sz w:val="20"/>
+                <w:u w:val="none"/>
+              </w:rPr>
+              <w:t>Date:</w:t>
+            </w:r>
+          </w:p>
+        </w:tc>
+        <w:tc>
+          <w:tcPr>
+            <w:tcW w:type="dxa" w:w="5040"/>
+            <w:tcW w:w="5040" w:type="dxa"/>
+            <w:tcMar>
+              <w:top w:w="40" w:type="dxa"/>
+              <w:bottom w:w="40" w:type="dxa"/>
+              <w:left w:w="100" w:type="dxa"/>
+              <w:right w:w="100" w:type="dxa"/>
+            </w:tcMar>
+          </w:tcPr>
+          <w:p>
+            <w:pPr>
+              <w:spacing w:after="40" w:before="0" w:line="276" w:lineRule="auto"/>
+            </w:pPr>
+            <w:r>
+              <w:rPr>
+                <w:rFonts w:ascii="Times New Roman" w:hAnsi="Times New Roman"/>
+                <w:b w:val="0"/>
+                <w:i w:val="0"/>
+                <w:sz w:val="20"/>
+                <w:u w:val="none"/>
+              </w:rPr>
+              <w:t>Date:</w:t>
             </w:r>
           </w:p>
         </w:tc>
       </w:tr>
     </w:tbl>
-    <w:p/>
     <w:p>
       <w:r>
         <w:br w:type="page"/>
@@ -965,63 +1744,137 @@
     </w:p>
     <w:p>
       <w:pPr>
-        <w:pStyle w:val="Heading1"/>
+        <w:spacing w:after="360" w:before="0" w:line="276" w:lineRule="auto"/>
       </w:pPr>
       <w:r>
         <w:rPr>
-          <w:color w:val="00857C"/>
+          <w:rFonts w:ascii="Times New Roman" w:hAnsi="Times New Roman"/>
+          <w:b w:val="0"/>
+          <w:i w:val="0"/>
+          <w:sz w:val="18"/>
+          <w:u w:val="none"/>
+        </w:rPr>
+        <w:t>Confidential</w:t>
+      </w:r>
+    </w:p>
+    <w:p>
+      <w:pPr>
+        <w:spacing w:after="40" w:before="0" w:line="276" w:lineRule="auto"/>
+        <w:jc w:val="center"/>
+      </w:pPr>
+      <w:r>
+        <w:rPr>
+          <w:rFonts w:ascii="Times New Roman" w:hAnsi="Times New Roman"/>
+          <w:b/>
+          <w:i w:val="0"/>
+          <w:sz w:val="22"/>
+          <w:u w:val="none"/>
         </w:rPr>
         <w:t>EXHIBIT A</w:t>
       </w:r>
     </w:p>
     <w:p>
       <w:pPr>
-        <w:spacing w:after="120"/>
+        <w:spacing w:after="320" w:before="0" w:line="276" w:lineRule="auto"/>
         <w:jc w:val="center"/>
       </w:pPr>
       <w:r>
         <w:rPr>
-          <w:rFonts w:ascii="Calibri" w:hAnsi="Calibri"/>
-          <w:b/>
-          <w:sz w:val="22"/>
+          <w:rFonts w:ascii="Times New Roman" w:hAnsi="Times New Roman"/>
+          <w:b w:val="0"/>
+          <w:i w:val="0"/>
+          <w:sz w:val="20"/>
+          <w:u w:val="none"/>
         </w:rPr>
-        <w:t>EQUIPMENT SCHEDULE</w:t>
+        <w:t>Products and Quantities</w:t>
       </w:r>
     </w:p>
     <w:p>
       <w:pPr>
-        <w:spacing w:after="240"/>
+        <w:spacing w:after="240" w:before="0" w:line="276" w:lineRule="auto"/>
       </w:pPr>
       <w:r>
         <w:rPr>
-          <w:rFonts w:ascii="Calibri" w:hAnsi="Calibri"/>
+          <w:rFonts w:ascii="Times New Roman" w:hAnsi="Times New Roman"/>
           <w:b w:val="0"/>
-          <w:sz w:val="22"/>
+          <w:i w:val="0"/>
+          <w:sz w:val="20"/>
+          <w:u w:val="none"/>
         </w:rPr>
-        <w:t>The following equipment is covered under this Agreement:</w:t>
+        <w:t>{{exhibit_a_equipment}}</w:t>
       </w:r>
     </w:p>
     <w:p>
       <w:r>
-        <w:rPr>
-          <w:rFonts w:ascii="Calibri" w:hAnsi="Calibri"/>
-          <w:sz w:val="22"/>
-        </w:rPr>
-        <w:t>{{exhibit_a_equipment}}</w:t>
+        <w:br w:type="page"/>
       </w:r>
     </w:p>
-    <w:p/>
     <w:p>
       <w:pPr>
-        <w:spacing w:after="240"/>
+        <w:spacing w:after="360" w:before="0" w:line="276" w:lineRule="auto"/>
       </w:pPr>
       <w:r>
         <w:rPr>
-          <w:rFonts w:ascii="Calibri" w:hAnsi="Calibri"/>
+          <w:rFonts w:ascii="Times New Roman" w:hAnsi="Times New Roman"/>
           <w:b w:val="0"/>
+          <w:i w:val="0"/>
+          <w:sz w:val="18"/>
+          <w:u w:val="none"/>
+        </w:rPr>
+        <w:t>Confidential</w:t>
+      </w:r>
+    </w:p>
+    <w:p>
+      <w:pPr>
+        <w:spacing w:after="40" w:before="0" w:line="276" w:lineRule="auto"/>
+        <w:jc w:val="center"/>
+      </w:pPr>
+      <w:r>
+        <w:rPr>
+          <w:rFonts w:ascii="Times New Roman" w:hAnsi="Times New Roman"/>
+          <w:b/>
+          <w:i w:val="0"/>
           <w:sz w:val="22"/>
+          <w:u w:val="none"/>
         </w:rPr>
-        <w:t>This Exhibit A forms an integral part of the Agreement and shall be read in conjunction with all terms and conditions stated therein.</w:t>
+        <w:t>EXHIBIT X</w:t>
+      </w:r>
+    </w:p>
+    <w:p>
+      <w:pPr>
+        <w:spacing w:after="320" w:before="0" w:line="276" w:lineRule="auto"/>
+        <w:jc w:val="center"/>
+      </w:pPr>
+      <w:r>
+        <w:rPr>
+          <w:rFonts w:ascii="Times New Roman" w:hAnsi="Times New Roman"/>
+          <w:b w:val="0"/>
+          <w:i w:val="0"/>
+          <w:sz w:val="20"/>
+          <w:u w:val="none"/>
+        </w:rPr>
+        <w:t>Data Privacy Provisions</w:t>
+      </w:r>
+    </w:p>
+    <w:p>
+      <w:pPr>
+        <w:spacing w:after="80" w:before="0" w:line="276" w:lineRule="auto"/>
+      </w:pPr>
+      <w:r>
+        <w:rPr>
+          <w:rFonts w:ascii="Times New Roman" w:hAnsi="Times New Roman"/>
+          <w:b/>
+          <w:sz w:val="20"/>
+          <w:u w:val="single"/>
+        </w:rPr>
+        <w:t xml:space="preserve">1. Data Privacy and Security Requirements. </w:t>
+      </w:r>
+      <w:r>
+        <w:rPr>
+          <w:rFonts w:ascii="Times New Roman" w:hAnsi="Times New Roman"/>
+          <w:sz w:val="20"/>
+        </w:rPr>
+        <w:t>To the extent Distributor accesses, collects, uses, stores, or otherwise processes any data in connection with this Agreement that would constitute "Personal Information" or a similar data classification subject to additional requirements under any applicable data protection, data security, or privacy law ("Data Protection Law") Distributor shall comply with such Data Protection Law in addition to Distributor's other obligations regarding that data under this Agreement.</w:t>
       </w:r>
     </w:p>
     <w:sectPr>
@@ -1397,10 +2250,6 @@
     <w:name w:val="Normal"/>
     <w:qFormat/>
     <w:rsid w:val="00FC693F"/>
-    <w:rPr>
-      <w:rFonts w:ascii="Calibri" w:hAnsi="Calibri"/>
-      <w:sz w:val="22"/>
-    </w:rPr>
   </w:style>
   <w:style w:type="paragraph" w:styleId="Header">
     <w:name w:val="header"/>
